--- a/report_3/Integrated_Report_3.docx
+++ b/report_3/Integrated_Report_3.docx
@@ -109,7 +109,7 @@
         <w:pStyle w:val="ListNumber"/>
       </w:pPr>
       <w:r>
-        <w:t>ETL Plan</w:t>
+        <w:t>Development of the ETL Plan</w:t>
       </w:r>
     </w:p>
     <w:p>
@@ -8292,7 +8292,7 @@
         <w:pStyle w:val="Heading2"/>
       </w:pPr>
       <w:r>
-        <w:t>4.5 Mapping Table #1: Source Files → Staging Tables</w:t>
+        <w:t>4.5 Mapping Table #1: Source Files to Staging Tables</w:t>
       </w:r>
     </w:p>
     <w:tbl>
@@ -8323,7 +8323,7 @@
                 <w:b/>
                 <w:sz w:val="18"/>
               </w:rPr>
-              <w:t>Source File</w:t>
+              <w:t>source_file_name</w:t>
             </w:r>
           </w:p>
         </w:tc>
@@ -8339,7 +8339,7 @@
                 <w:b/>
                 <w:sz w:val="18"/>
               </w:rPr>
-              <w:t>Source Attribute</w:t>
+              <w:t>source_file_attribute</w:t>
             </w:r>
           </w:p>
         </w:tc>
@@ -8355,7 +8355,7 @@
                 <w:b/>
                 <w:sz w:val="18"/>
               </w:rPr>
-              <w:t>Mapping</w:t>
+              <w:t>mapping</w:t>
             </w:r>
           </w:p>
         </w:tc>
@@ -8371,7 +8371,7 @@
                 <w:b/>
                 <w:sz w:val="18"/>
               </w:rPr>
-              <w:t>Staging Table Type</w:t>
+              <w:t>staging_table_type</w:t>
             </w:r>
           </w:p>
         </w:tc>
@@ -8387,7 +8387,7 @@
                 <w:b/>
                 <w:sz w:val="18"/>
               </w:rPr>
-              <w:t>Staging Table</w:t>
+              <w:t>staging_table_name</w:t>
             </w:r>
           </w:p>
         </w:tc>
@@ -8403,7 +8403,7 @@
                 <w:b/>
                 <w:sz w:val="18"/>
               </w:rPr>
-              <w:t>Staging Attribute</w:t>
+              <w:t>staging_table_attribute</w:t>
             </w:r>
           </w:p>
         </w:tc>
@@ -9293,21 +9293,21 @@
               <w:rPr>
                 <w:sz w:val="18"/>
               </w:rPr>
-              <w:t>(all columns)</w:t>
-            </w:r>
-          </w:p>
-        </w:tc>
-        <w:tc>
-          <w:tcPr>
-            <w:tcW w:type="dxa" w:w="1560"/>
-          </w:tcPr>
-          <w:p>
-            <w:r/>
-            <w:r>
-              <w:rPr>
-                <w:sz w:val="18"/>
-              </w:rPr>
-              <w:t>Copy (same as above)</w:t>
+              <w:t>UPC</w:t>
+            </w:r>
+          </w:p>
+        </w:tc>
+        <w:tc>
+          <w:tcPr>
+            <w:tcW w:type="dxa" w:w="1560"/>
+          </w:tcPr>
+          <w:p>
+            <w:r/>
+            <w:r>
+              <w:rPr>
+                <w:sz w:val="18"/>
+              </w:rPr>
+              <w:t>Copy</w:t>
             </w:r>
           </w:p>
         </w:tc>
@@ -9349,7 +9349,7 @@
               <w:rPr>
                 <w:sz w:val="18"/>
               </w:rPr>
-              <w:t>(same structure)</w:t>
+              <w:t>UPC</w:t>
             </w:r>
           </w:p>
         </w:tc>
@@ -9365,35 +9365,35 @@
               <w:rPr>
                 <w:sz w:val="18"/>
               </w:rPr>
-              <w:t>WTPA_done.csv</w:t>
-            </w:r>
-          </w:p>
-        </w:tc>
-        <w:tc>
-          <w:tcPr>
-            <w:tcW w:type="dxa" w:w="1560"/>
-          </w:tcPr>
-          <w:p>
-            <w:r/>
-            <w:r>
-              <w:rPr>
-                <w:sz w:val="18"/>
-              </w:rPr>
-              <w:t>(all columns)</w:t>
-            </w:r>
-          </w:p>
-        </w:tc>
-        <w:tc>
-          <w:tcPr>
-            <w:tcW w:type="dxa" w:w="1560"/>
-          </w:tcPr>
-          <w:p>
-            <w:r/>
-            <w:r>
-              <w:rPr>
-                <w:sz w:val="18"/>
-              </w:rPr>
-              <w:t>Copy (same as above)</w:t>
+              <w:t>WCSO-Done.csv</w:t>
+            </w:r>
+          </w:p>
+        </w:tc>
+        <w:tc>
+          <w:tcPr>
+            <w:tcW w:type="dxa" w:w="1560"/>
+          </w:tcPr>
+          <w:p>
+            <w:r/>
+            <w:r>
+              <w:rPr>
+                <w:sz w:val="18"/>
+              </w:rPr>
+              <w:t>STORE</w:t>
+            </w:r>
+          </w:p>
+        </w:tc>
+        <w:tc>
+          <w:tcPr>
+            <w:tcW w:type="dxa" w:w="1560"/>
+          </w:tcPr>
+          <w:p>
+            <w:r/>
+            <w:r>
+              <w:rPr>
+                <w:sz w:val="18"/>
+              </w:rPr>
+              <w:t>Copy</w:t>
             </w:r>
           </w:p>
         </w:tc>
@@ -9421,21 +9421,21 @@
               <w:rPr>
                 <w:sz w:val="18"/>
               </w:rPr>
-              <w:t>stg_Movement_TPA</w:t>
-            </w:r>
-          </w:p>
-        </w:tc>
-        <w:tc>
-          <w:tcPr>
-            <w:tcW w:type="dxa" w:w="1560"/>
-          </w:tcPr>
-          <w:p>
-            <w:r/>
-            <w:r>
-              <w:rPr>
-                <w:sz w:val="18"/>
-              </w:rPr>
-              <w:t>(same structure)</w:t>
+              <w:t>stg_Movement_CSO</w:t>
+            </w:r>
+          </w:p>
+        </w:tc>
+        <w:tc>
+          <w:tcPr>
+            <w:tcW w:type="dxa" w:w="1560"/>
+          </w:tcPr>
+          <w:p>
+            <w:r/>
+            <w:r>
+              <w:rPr>
+                <w:sz w:val="18"/>
+              </w:rPr>
+              <w:t>STORE</w:t>
             </w:r>
           </w:p>
         </w:tc>
@@ -9451,35 +9451,35 @@
               <w:rPr>
                 <w:sz w:val="18"/>
               </w:rPr>
-              <w:t>Done-WCRA.csv</w:t>
-            </w:r>
-          </w:p>
-        </w:tc>
-        <w:tc>
-          <w:tcPr>
-            <w:tcW w:type="dxa" w:w="1560"/>
-          </w:tcPr>
-          <w:p>
-            <w:r/>
-            <w:r>
-              <w:rPr>
-                <w:sz w:val="18"/>
-              </w:rPr>
-              <w:t>(all columns)</w:t>
-            </w:r>
-          </w:p>
-        </w:tc>
-        <w:tc>
-          <w:tcPr>
-            <w:tcW w:type="dxa" w:w="1560"/>
-          </w:tcPr>
-          <w:p>
-            <w:r/>
-            <w:r>
-              <w:rPr>
-                <w:sz w:val="18"/>
-              </w:rPr>
-              <w:t>Copy (same as above)</w:t>
+              <w:t>WCSO-Done.csv</w:t>
+            </w:r>
+          </w:p>
+        </w:tc>
+        <w:tc>
+          <w:tcPr>
+            <w:tcW w:type="dxa" w:w="1560"/>
+          </w:tcPr>
+          <w:p>
+            <w:r/>
+            <w:r>
+              <w:rPr>
+                <w:sz w:val="18"/>
+              </w:rPr>
+              <w:t>WEEK</w:t>
+            </w:r>
+          </w:p>
+        </w:tc>
+        <w:tc>
+          <w:tcPr>
+            <w:tcW w:type="dxa" w:w="1560"/>
+          </w:tcPr>
+          <w:p>
+            <w:r/>
+            <w:r>
+              <w:rPr>
+                <w:sz w:val="18"/>
+              </w:rPr>
+              <w:t>Copy</w:t>
             </w:r>
           </w:p>
         </w:tc>
@@ -9507,21 +9507,21 @@
               <w:rPr>
                 <w:sz w:val="18"/>
               </w:rPr>
-              <w:t>stg_Movement_CRA</w:t>
-            </w:r>
-          </w:p>
-        </w:tc>
-        <w:tc>
-          <w:tcPr>
-            <w:tcW w:type="dxa" w:w="1560"/>
-          </w:tcPr>
-          <w:p>
-            <w:r/>
-            <w:r>
-              <w:rPr>
-                <w:sz w:val="18"/>
-              </w:rPr>
-              <w:t>(same structure)</w:t>
+              <w:t>stg_Movement_CSO</w:t>
+            </w:r>
+          </w:p>
+        </w:tc>
+        <w:tc>
+          <w:tcPr>
+            <w:tcW w:type="dxa" w:w="1560"/>
+          </w:tcPr>
+          <w:p>
+            <w:r/>
+            <w:r>
+              <w:rPr>
+                <w:sz w:val="18"/>
+              </w:rPr>
+              <w:t>WEEK</w:t>
             </w:r>
           </w:p>
         </w:tc>
@@ -9537,21 +9537,21 @@
               <w:rPr>
                 <w:sz w:val="18"/>
               </w:rPr>
-              <w:t>UPCSDR.csv</w:t>
-            </w:r>
-          </w:p>
-        </w:tc>
-        <w:tc>
-          <w:tcPr>
-            <w:tcW w:type="dxa" w:w="1560"/>
-          </w:tcPr>
-          <w:p>
-            <w:r/>
-            <w:r>
-              <w:rPr>
-                <w:sz w:val="18"/>
-              </w:rPr>
-              <w:t>COM_CODE</w:t>
+              <w:t>WCSO-Done.csv</w:t>
+            </w:r>
+          </w:p>
+        </w:tc>
+        <w:tc>
+          <w:tcPr>
+            <w:tcW w:type="dxa" w:w="1560"/>
+          </w:tcPr>
+          <w:p>
+            <w:r/>
+            <w:r>
+              <w:rPr>
+                <w:sz w:val="18"/>
+              </w:rPr>
+              <w:t>MOVE</w:t>
             </w:r>
           </w:p>
         </w:tc>
@@ -9593,21 +9593,21 @@
               <w:rPr>
                 <w:sz w:val="18"/>
               </w:rPr>
-              <w:t>stg_Product_SDR</w:t>
-            </w:r>
-          </w:p>
-        </w:tc>
-        <w:tc>
-          <w:tcPr>
-            <w:tcW w:type="dxa" w:w="1560"/>
-          </w:tcPr>
-          <w:p>
-            <w:r/>
-            <w:r>
-              <w:rPr>
-                <w:sz w:val="18"/>
-              </w:rPr>
-              <w:t>COM_CODE</w:t>
+              <w:t>stg_Movement_CSO</w:t>
+            </w:r>
+          </w:p>
+        </w:tc>
+        <w:tc>
+          <w:tcPr>
+            <w:tcW w:type="dxa" w:w="1560"/>
+          </w:tcPr>
+          <w:p>
+            <w:r/>
+            <w:r>
+              <w:rPr>
+                <w:sz w:val="18"/>
+              </w:rPr>
+              <w:t>MOVE</w:t>
             </w:r>
           </w:p>
         </w:tc>
@@ -9623,21 +9623,21 @@
               <w:rPr>
                 <w:sz w:val="18"/>
               </w:rPr>
-              <w:t>UPCSDR.csv</w:t>
-            </w:r>
-          </w:p>
-        </w:tc>
-        <w:tc>
-          <w:tcPr>
-            <w:tcW w:type="dxa" w:w="1560"/>
-          </w:tcPr>
-          <w:p>
-            <w:r/>
-            <w:r>
-              <w:rPr>
-                <w:sz w:val="18"/>
-              </w:rPr>
-              <w:t>UPC</w:t>
+              <w:t>WCSO-Done.csv</w:t>
+            </w:r>
+          </w:p>
+        </w:tc>
+        <w:tc>
+          <w:tcPr>
+            <w:tcW w:type="dxa" w:w="1560"/>
+          </w:tcPr>
+          <w:p>
+            <w:r/>
+            <w:r>
+              <w:rPr>
+                <w:sz w:val="18"/>
+              </w:rPr>
+              <w:t>QTY</w:t>
             </w:r>
           </w:p>
         </w:tc>
@@ -9679,21 +9679,21 @@
               <w:rPr>
                 <w:sz w:val="18"/>
               </w:rPr>
-              <w:t>stg_Product_SDR</w:t>
-            </w:r>
-          </w:p>
-        </w:tc>
-        <w:tc>
-          <w:tcPr>
-            <w:tcW w:type="dxa" w:w="1560"/>
-          </w:tcPr>
-          <w:p>
-            <w:r/>
-            <w:r>
-              <w:rPr>
-                <w:sz w:val="18"/>
-              </w:rPr>
-              <w:t>UPC</w:t>
+              <w:t>stg_Movement_CSO</w:t>
+            </w:r>
+          </w:p>
+        </w:tc>
+        <w:tc>
+          <w:tcPr>
+            <w:tcW w:type="dxa" w:w="1560"/>
+          </w:tcPr>
+          <w:p>
+            <w:r/>
+            <w:r>
+              <w:rPr>
+                <w:sz w:val="18"/>
+              </w:rPr>
+              <w:t>QTY</w:t>
             </w:r>
           </w:p>
         </w:tc>
@@ -9709,21 +9709,21 @@
               <w:rPr>
                 <w:sz w:val="18"/>
               </w:rPr>
-              <w:t>UPCSDR.csv</w:t>
-            </w:r>
-          </w:p>
-        </w:tc>
-        <w:tc>
-          <w:tcPr>
-            <w:tcW w:type="dxa" w:w="1560"/>
-          </w:tcPr>
-          <w:p>
-            <w:r/>
-            <w:r>
-              <w:rPr>
-                <w:sz w:val="18"/>
-              </w:rPr>
-              <w:t>DESCRIP</w:t>
+              <w:t>WCSO-Done.csv</w:t>
+            </w:r>
+          </w:p>
+        </w:tc>
+        <w:tc>
+          <w:tcPr>
+            <w:tcW w:type="dxa" w:w="1560"/>
+          </w:tcPr>
+          <w:p>
+            <w:r/>
+            <w:r>
+              <w:rPr>
+                <w:sz w:val="18"/>
+              </w:rPr>
+              <w:t>PRICE</w:t>
             </w:r>
           </w:p>
         </w:tc>
@@ -9765,21 +9765,21 @@
               <w:rPr>
                 <w:sz w:val="18"/>
               </w:rPr>
-              <w:t>stg_Product_SDR</w:t>
-            </w:r>
-          </w:p>
-        </w:tc>
-        <w:tc>
-          <w:tcPr>
-            <w:tcW w:type="dxa" w:w="1560"/>
-          </w:tcPr>
-          <w:p>
-            <w:r/>
-            <w:r>
-              <w:rPr>
-                <w:sz w:val="18"/>
-              </w:rPr>
-              <w:t>DESCRIP</w:t>
+              <w:t>stg_Movement_CSO</w:t>
+            </w:r>
+          </w:p>
+        </w:tc>
+        <w:tc>
+          <w:tcPr>
+            <w:tcW w:type="dxa" w:w="1560"/>
+          </w:tcPr>
+          <w:p>
+            <w:r/>
+            <w:r>
+              <w:rPr>
+                <w:sz w:val="18"/>
+              </w:rPr>
+              <w:t>PRICE</w:t>
             </w:r>
           </w:p>
         </w:tc>
@@ -9795,21 +9795,21 @@
               <w:rPr>
                 <w:sz w:val="18"/>
               </w:rPr>
-              <w:t>UPCSDR.csv</w:t>
-            </w:r>
-          </w:p>
-        </w:tc>
-        <w:tc>
-          <w:tcPr>
-            <w:tcW w:type="dxa" w:w="1560"/>
-          </w:tcPr>
-          <w:p>
-            <w:r/>
-            <w:r>
-              <w:rPr>
-                <w:sz w:val="18"/>
-              </w:rPr>
-              <w:t>SIZE</w:t>
+              <w:t>WCSO-Done.csv</w:t>
+            </w:r>
+          </w:p>
+        </w:tc>
+        <w:tc>
+          <w:tcPr>
+            <w:tcW w:type="dxa" w:w="1560"/>
+          </w:tcPr>
+          <w:p>
+            <w:r/>
+            <w:r>
+              <w:rPr>
+                <w:sz w:val="18"/>
+              </w:rPr>
+              <w:t>SALE</w:t>
             </w:r>
           </w:p>
         </w:tc>
@@ -9851,21 +9851,21 @@
               <w:rPr>
                 <w:sz w:val="18"/>
               </w:rPr>
-              <w:t>stg_Product_SDR</w:t>
-            </w:r>
-          </w:p>
-        </w:tc>
-        <w:tc>
-          <w:tcPr>
-            <w:tcW w:type="dxa" w:w="1560"/>
-          </w:tcPr>
-          <w:p>
-            <w:r/>
-            <w:r>
-              <w:rPr>
-                <w:sz w:val="18"/>
-              </w:rPr>
-              <w:t>SIZE</w:t>
+              <w:t>stg_Movement_CSO</w:t>
+            </w:r>
+          </w:p>
+        </w:tc>
+        <w:tc>
+          <w:tcPr>
+            <w:tcW w:type="dxa" w:w="1560"/>
+          </w:tcPr>
+          <w:p>
+            <w:r/>
+            <w:r>
+              <w:rPr>
+                <w:sz w:val="18"/>
+              </w:rPr>
+              <w:t>SALE</w:t>
             </w:r>
           </w:p>
         </w:tc>
@@ -9881,21 +9881,21 @@
               <w:rPr>
                 <w:sz w:val="18"/>
               </w:rPr>
-              <w:t>UPCSDR.csv</w:t>
-            </w:r>
-          </w:p>
-        </w:tc>
-        <w:tc>
-          <w:tcPr>
-            <w:tcW w:type="dxa" w:w="1560"/>
-          </w:tcPr>
-          <w:p>
-            <w:r/>
-            <w:r>
-              <w:rPr>
-                <w:sz w:val="18"/>
-              </w:rPr>
-              <w:t>CASE</w:t>
+              <w:t>WCSO-Done.csv</w:t>
+            </w:r>
+          </w:p>
+        </w:tc>
+        <w:tc>
+          <w:tcPr>
+            <w:tcW w:type="dxa" w:w="1560"/>
+          </w:tcPr>
+          <w:p>
+            <w:r/>
+            <w:r>
+              <w:rPr>
+                <w:sz w:val="18"/>
+              </w:rPr>
+              <w:t>PROFIT</w:t>
             </w:r>
           </w:p>
         </w:tc>
@@ -9937,21 +9937,21 @@
               <w:rPr>
                 <w:sz w:val="18"/>
               </w:rPr>
-              <w:t>stg_Product_SDR</w:t>
-            </w:r>
-          </w:p>
-        </w:tc>
-        <w:tc>
-          <w:tcPr>
-            <w:tcW w:type="dxa" w:w="1560"/>
-          </w:tcPr>
-          <w:p>
-            <w:r/>
-            <w:r>
-              <w:rPr>
-                <w:sz w:val="18"/>
-              </w:rPr>
-              <w:t>CASE_PACK</w:t>
+              <w:t>stg_Movement_CSO</w:t>
+            </w:r>
+          </w:p>
+        </w:tc>
+        <w:tc>
+          <w:tcPr>
+            <w:tcW w:type="dxa" w:w="1560"/>
+          </w:tcPr>
+          <w:p>
+            <w:r/>
+            <w:r>
+              <w:rPr>
+                <w:sz w:val="18"/>
+              </w:rPr>
+              <w:t>PROFIT</w:t>
             </w:r>
           </w:p>
         </w:tc>
@@ -9967,21 +9967,21 @@
               <w:rPr>
                 <w:sz w:val="18"/>
               </w:rPr>
-              <w:t>UPCSDR.csv</w:t>
-            </w:r>
-          </w:p>
-        </w:tc>
-        <w:tc>
-          <w:tcPr>
-            <w:tcW w:type="dxa" w:w="1560"/>
-          </w:tcPr>
-          <w:p>
-            <w:r/>
-            <w:r>
-              <w:rPr>
-                <w:sz w:val="18"/>
-              </w:rPr>
-              <w:t>NITEM</w:t>
+              <w:t>WCSO-Done.csv</w:t>
+            </w:r>
+          </w:p>
+        </w:tc>
+        <w:tc>
+          <w:tcPr>
+            <w:tcW w:type="dxa" w:w="1560"/>
+          </w:tcPr>
+          <w:p>
+            <w:r/>
+            <w:r>
+              <w:rPr>
+                <w:sz w:val="18"/>
+              </w:rPr>
+              <w:t>OK</w:t>
             </w:r>
           </w:p>
         </w:tc>
@@ -10023,21 +10023,21 @@
               <w:rPr>
                 <w:sz w:val="18"/>
               </w:rPr>
-              <w:t>stg_Product_SDR</w:t>
-            </w:r>
-          </w:p>
-        </w:tc>
-        <w:tc>
-          <w:tcPr>
-            <w:tcW w:type="dxa" w:w="1560"/>
-          </w:tcPr>
-          <w:p>
-            <w:r/>
-            <w:r>
-              <w:rPr>
-                <w:sz w:val="18"/>
-              </w:rPr>
-              <w:t>NITEM</w:t>
+              <w:t>stg_Movement_CSO</w:t>
+            </w:r>
+          </w:p>
+        </w:tc>
+        <w:tc>
+          <w:tcPr>
+            <w:tcW w:type="dxa" w:w="1560"/>
+          </w:tcPr>
+          <w:p>
+            <w:r/>
+            <w:r>
+              <w:rPr>
+                <w:sz w:val="18"/>
+              </w:rPr>
+              <w:t>OK</w:t>
             </w:r>
           </w:p>
         </w:tc>
@@ -10053,7 +10053,7 @@
               <w:rPr>
                 <w:sz w:val="18"/>
               </w:rPr>
-              <w:t>UPCSDR.csv</w:t>
+              <w:t>WCSO-Done.csv</w:t>
             </w:r>
           </w:p>
         </w:tc>
@@ -10081,7 +10081,7 @@
               <w:rPr>
                 <w:sz w:val="18"/>
               </w:rPr>
-              <w:t>Derive: extract 'SDR'</w:t>
+              <w:t>Derive: extract 'CSO'</w:t>
             </w:r>
           </w:p>
         </w:tc>
@@ -10109,7 +10109,7 @@
               <w:rPr>
                 <w:sz w:val="18"/>
               </w:rPr>
-              <w:t>stg_Product_SDR</w:t>
+              <w:t>stg_Movement_CSO</w:t>
             </w:r>
           </w:p>
         </w:tc>
@@ -10139,35 +10139,35 @@
               <w:rPr>
                 <w:sz w:val="18"/>
               </w:rPr>
-              <w:t>UPCCSO.csv</w:t>
-            </w:r>
-          </w:p>
-        </w:tc>
-        <w:tc>
-          <w:tcPr>
-            <w:tcW w:type="dxa" w:w="1560"/>
-          </w:tcPr>
-          <w:p>
-            <w:r/>
-            <w:r>
-              <w:rPr>
-                <w:sz w:val="18"/>
-              </w:rPr>
-              <w:t>(all columns)</w:t>
-            </w:r>
-          </w:p>
-        </w:tc>
-        <w:tc>
-          <w:tcPr>
-            <w:tcW w:type="dxa" w:w="1560"/>
-          </w:tcPr>
-          <w:p>
-            <w:r/>
-            <w:r>
-              <w:rPr>
-                <w:sz w:val="18"/>
-              </w:rPr>
-              <w:t>Copy (same as above)</w:t>
+              <w:t>WTPA_done.csv</w:t>
+            </w:r>
+          </w:p>
+        </w:tc>
+        <w:tc>
+          <w:tcPr>
+            <w:tcW w:type="dxa" w:w="1560"/>
+          </w:tcPr>
+          <w:p>
+            <w:r/>
+            <w:r>
+              <w:rPr>
+                <w:sz w:val="18"/>
+              </w:rPr>
+              <w:t>UPC</w:t>
+            </w:r>
+          </w:p>
+        </w:tc>
+        <w:tc>
+          <w:tcPr>
+            <w:tcW w:type="dxa" w:w="1560"/>
+          </w:tcPr>
+          <w:p>
+            <w:r/>
+            <w:r>
+              <w:rPr>
+                <w:sz w:val="18"/>
+              </w:rPr>
+              <w:t>Copy</w:t>
             </w:r>
           </w:p>
         </w:tc>
@@ -10195,21 +10195,21 @@
               <w:rPr>
                 <w:sz w:val="18"/>
               </w:rPr>
-              <w:t>stg_Product_CSO</w:t>
-            </w:r>
-          </w:p>
-        </w:tc>
-        <w:tc>
-          <w:tcPr>
-            <w:tcW w:type="dxa" w:w="1560"/>
-          </w:tcPr>
-          <w:p>
-            <w:r/>
-            <w:r>
-              <w:rPr>
-                <w:sz w:val="18"/>
-              </w:rPr>
-              <w:t>(same structure)</w:t>
+              <w:t>stg_Movement_TPA</w:t>
+            </w:r>
+          </w:p>
+        </w:tc>
+        <w:tc>
+          <w:tcPr>
+            <w:tcW w:type="dxa" w:w="1560"/>
+          </w:tcPr>
+          <w:p>
+            <w:r/>
+            <w:r>
+              <w:rPr>
+                <w:sz w:val="18"/>
+              </w:rPr>
+              <w:t>UPC</w:t>
             </w:r>
           </w:p>
         </w:tc>
@@ -10225,35 +10225,35 @@
               <w:rPr>
                 <w:sz w:val="18"/>
               </w:rPr>
-              <w:t>UPCTPA.csv</w:t>
-            </w:r>
-          </w:p>
-        </w:tc>
-        <w:tc>
-          <w:tcPr>
-            <w:tcW w:type="dxa" w:w="1560"/>
-          </w:tcPr>
-          <w:p>
-            <w:r/>
-            <w:r>
-              <w:rPr>
-                <w:sz w:val="18"/>
-              </w:rPr>
-              <w:t>(all columns)</w:t>
-            </w:r>
-          </w:p>
-        </w:tc>
-        <w:tc>
-          <w:tcPr>
-            <w:tcW w:type="dxa" w:w="1560"/>
-          </w:tcPr>
-          <w:p>
-            <w:r/>
-            <w:r>
-              <w:rPr>
-                <w:sz w:val="18"/>
-              </w:rPr>
-              <w:t>Copy (same as above)</w:t>
+              <w:t>WTPA_done.csv</w:t>
+            </w:r>
+          </w:p>
+        </w:tc>
+        <w:tc>
+          <w:tcPr>
+            <w:tcW w:type="dxa" w:w="1560"/>
+          </w:tcPr>
+          <w:p>
+            <w:r/>
+            <w:r>
+              <w:rPr>
+                <w:sz w:val="18"/>
+              </w:rPr>
+              <w:t>STORE</w:t>
+            </w:r>
+          </w:p>
+        </w:tc>
+        <w:tc>
+          <w:tcPr>
+            <w:tcW w:type="dxa" w:w="1560"/>
+          </w:tcPr>
+          <w:p>
+            <w:r/>
+            <w:r>
+              <w:rPr>
+                <w:sz w:val="18"/>
+              </w:rPr>
+              <w:t>Copy</w:t>
             </w:r>
           </w:p>
         </w:tc>
@@ -10281,21 +10281,21 @@
               <w:rPr>
                 <w:sz w:val="18"/>
               </w:rPr>
-              <w:t>stg_Product_TPA</w:t>
-            </w:r>
-          </w:p>
-        </w:tc>
-        <w:tc>
-          <w:tcPr>
-            <w:tcW w:type="dxa" w:w="1560"/>
-          </w:tcPr>
-          <w:p>
-            <w:r/>
-            <w:r>
-              <w:rPr>
-                <w:sz w:val="18"/>
-              </w:rPr>
-              <w:t>(same structure)</w:t>
+              <w:t>stg_Movement_TPA</w:t>
+            </w:r>
+          </w:p>
+        </w:tc>
+        <w:tc>
+          <w:tcPr>
+            <w:tcW w:type="dxa" w:w="1560"/>
+          </w:tcPr>
+          <w:p>
+            <w:r/>
+            <w:r>
+              <w:rPr>
+                <w:sz w:val="18"/>
+              </w:rPr>
+              <w:t>STORE</w:t>
             </w:r>
           </w:p>
         </w:tc>
@@ -10311,35 +10311,35 @@
               <w:rPr>
                 <w:sz w:val="18"/>
               </w:rPr>
-              <w:t>UPCCRA.csv</w:t>
-            </w:r>
-          </w:p>
-        </w:tc>
-        <w:tc>
-          <w:tcPr>
-            <w:tcW w:type="dxa" w:w="1560"/>
-          </w:tcPr>
-          <w:p>
-            <w:r/>
-            <w:r>
-              <w:rPr>
-                <w:sz w:val="18"/>
-              </w:rPr>
-              <w:t>(all columns)</w:t>
-            </w:r>
-          </w:p>
-        </w:tc>
-        <w:tc>
-          <w:tcPr>
-            <w:tcW w:type="dxa" w:w="1560"/>
-          </w:tcPr>
-          <w:p>
-            <w:r/>
-            <w:r>
-              <w:rPr>
-                <w:sz w:val="18"/>
-              </w:rPr>
-              <w:t>Copy (same as above)</w:t>
+              <w:t>WTPA_done.csv</w:t>
+            </w:r>
+          </w:p>
+        </w:tc>
+        <w:tc>
+          <w:tcPr>
+            <w:tcW w:type="dxa" w:w="1560"/>
+          </w:tcPr>
+          <w:p>
+            <w:r/>
+            <w:r>
+              <w:rPr>
+                <w:sz w:val="18"/>
+              </w:rPr>
+              <w:t>WEEK</w:t>
+            </w:r>
+          </w:p>
+        </w:tc>
+        <w:tc>
+          <w:tcPr>
+            <w:tcW w:type="dxa" w:w="1560"/>
+          </w:tcPr>
+          <w:p>
+            <w:r/>
+            <w:r>
+              <w:rPr>
+                <w:sz w:val="18"/>
+              </w:rPr>
+              <w:t>Copy</w:t>
             </w:r>
           </w:p>
         </w:tc>
@@ -10367,21 +10367,21 @@
               <w:rPr>
                 <w:sz w:val="18"/>
               </w:rPr>
-              <w:t>stg_Product_CRA</w:t>
-            </w:r>
-          </w:p>
-        </w:tc>
-        <w:tc>
-          <w:tcPr>
-            <w:tcW w:type="dxa" w:w="1560"/>
-          </w:tcPr>
-          <w:p>
-            <w:r/>
-            <w:r>
-              <w:rPr>
-                <w:sz w:val="18"/>
-              </w:rPr>
-              <w:t>(same structure)</w:t>
+              <w:t>stg_Movement_TPA</w:t>
+            </w:r>
+          </w:p>
+        </w:tc>
+        <w:tc>
+          <w:tcPr>
+            <w:tcW w:type="dxa" w:w="1560"/>
+          </w:tcPr>
+          <w:p>
+            <w:r/>
+            <w:r>
+              <w:rPr>
+                <w:sz w:val="18"/>
+              </w:rPr>
+              <w:t>WEEK</w:t>
             </w:r>
           </w:p>
         </w:tc>
@@ -10397,21 +10397,21 @@
               <w:rPr>
                 <w:sz w:val="18"/>
               </w:rPr>
-              <w:t>DEMO.csv</w:t>
-            </w:r>
-          </w:p>
-        </w:tc>
-        <w:tc>
-          <w:tcPr>
-            <w:tcW w:type="dxa" w:w="1560"/>
-          </w:tcPr>
-          <w:p>
-            <w:r/>
-            <w:r>
-              <w:rPr>
-                <w:sz w:val="18"/>
-              </w:rPr>
-              <w:t>STORE</w:t>
+              <w:t>WTPA_done.csv</w:t>
+            </w:r>
+          </w:p>
+        </w:tc>
+        <w:tc>
+          <w:tcPr>
+            <w:tcW w:type="dxa" w:w="1560"/>
+          </w:tcPr>
+          <w:p>
+            <w:r/>
+            <w:r>
+              <w:rPr>
+                <w:sz w:val="18"/>
+              </w:rPr>
+              <w:t>MOVE</w:t>
             </w:r>
           </w:p>
         </w:tc>
@@ -10453,21 +10453,21 @@
               <w:rPr>
                 <w:sz w:val="18"/>
               </w:rPr>
-              <w:t>stg_Store</w:t>
-            </w:r>
-          </w:p>
-        </w:tc>
-        <w:tc>
-          <w:tcPr>
-            <w:tcW w:type="dxa" w:w="1560"/>
-          </w:tcPr>
-          <w:p>
-            <w:r/>
-            <w:r>
-              <w:rPr>
-                <w:sz w:val="18"/>
-              </w:rPr>
-              <w:t>STORE</w:t>
+              <w:t>stg_Movement_TPA</w:t>
+            </w:r>
+          </w:p>
+        </w:tc>
+        <w:tc>
+          <w:tcPr>
+            <w:tcW w:type="dxa" w:w="1560"/>
+          </w:tcPr>
+          <w:p>
+            <w:r/>
+            <w:r>
+              <w:rPr>
+                <w:sz w:val="18"/>
+              </w:rPr>
+              <w:t>MOVE</w:t>
             </w:r>
           </w:p>
         </w:tc>
@@ -10483,21 +10483,21 @@
               <w:rPr>
                 <w:sz w:val="18"/>
               </w:rPr>
-              <w:t>DEMO.csv</w:t>
-            </w:r>
-          </w:p>
-        </w:tc>
-        <w:tc>
-          <w:tcPr>
-            <w:tcW w:type="dxa" w:w="1560"/>
-          </w:tcPr>
-          <w:p>
-            <w:r/>
-            <w:r>
-              <w:rPr>
-                <w:sz w:val="18"/>
-              </w:rPr>
-              <w:t>NAME</w:t>
+              <w:t>WTPA_done.csv</w:t>
+            </w:r>
+          </w:p>
+        </w:tc>
+        <w:tc>
+          <w:tcPr>
+            <w:tcW w:type="dxa" w:w="1560"/>
+          </w:tcPr>
+          <w:p>
+            <w:r/>
+            <w:r>
+              <w:rPr>
+                <w:sz w:val="18"/>
+              </w:rPr>
+              <w:t>QTY</w:t>
             </w:r>
           </w:p>
         </w:tc>
@@ -10539,21 +10539,21 @@
               <w:rPr>
                 <w:sz w:val="18"/>
               </w:rPr>
-              <w:t>stg_Store</w:t>
-            </w:r>
-          </w:p>
-        </w:tc>
-        <w:tc>
-          <w:tcPr>
-            <w:tcW w:type="dxa" w:w="1560"/>
-          </w:tcPr>
-          <w:p>
-            <w:r/>
-            <w:r>
-              <w:rPr>
-                <w:sz w:val="18"/>
-              </w:rPr>
-              <w:t>NAME</w:t>
+              <w:t>stg_Movement_TPA</w:t>
+            </w:r>
+          </w:p>
+        </w:tc>
+        <w:tc>
+          <w:tcPr>
+            <w:tcW w:type="dxa" w:w="1560"/>
+          </w:tcPr>
+          <w:p>
+            <w:r/>
+            <w:r>
+              <w:rPr>
+                <w:sz w:val="18"/>
+              </w:rPr>
+              <w:t>QTY</w:t>
             </w:r>
           </w:p>
         </w:tc>
@@ -10569,21 +10569,21 @@
               <w:rPr>
                 <w:sz w:val="18"/>
               </w:rPr>
-              <w:t>DEMO.csv</w:t>
-            </w:r>
-          </w:p>
-        </w:tc>
-        <w:tc>
-          <w:tcPr>
-            <w:tcW w:type="dxa" w:w="1560"/>
-          </w:tcPr>
-          <w:p>
-            <w:r/>
-            <w:r>
-              <w:rPr>
-                <w:sz w:val="18"/>
-              </w:rPr>
-              <w:t>CITY</w:t>
+              <w:t>WTPA_done.csv</w:t>
+            </w:r>
+          </w:p>
+        </w:tc>
+        <w:tc>
+          <w:tcPr>
+            <w:tcW w:type="dxa" w:w="1560"/>
+          </w:tcPr>
+          <w:p>
+            <w:r/>
+            <w:r>
+              <w:rPr>
+                <w:sz w:val="18"/>
+              </w:rPr>
+              <w:t>PRICE</w:t>
             </w:r>
           </w:p>
         </w:tc>
@@ -10625,21 +10625,21 @@
               <w:rPr>
                 <w:sz w:val="18"/>
               </w:rPr>
-              <w:t>stg_Store</w:t>
-            </w:r>
-          </w:p>
-        </w:tc>
-        <w:tc>
-          <w:tcPr>
-            <w:tcW w:type="dxa" w:w="1560"/>
-          </w:tcPr>
-          <w:p>
-            <w:r/>
-            <w:r>
-              <w:rPr>
-                <w:sz w:val="18"/>
-              </w:rPr>
-              <w:t>CITY</w:t>
+              <w:t>stg_Movement_TPA</w:t>
+            </w:r>
+          </w:p>
+        </w:tc>
+        <w:tc>
+          <w:tcPr>
+            <w:tcW w:type="dxa" w:w="1560"/>
+          </w:tcPr>
+          <w:p>
+            <w:r/>
+            <w:r>
+              <w:rPr>
+                <w:sz w:val="18"/>
+              </w:rPr>
+              <w:t>PRICE</w:t>
             </w:r>
           </w:p>
         </w:tc>
@@ -10655,21 +10655,21 @@
               <w:rPr>
                 <w:sz w:val="18"/>
               </w:rPr>
-              <w:t>DEMO.csv</w:t>
-            </w:r>
-          </w:p>
-        </w:tc>
-        <w:tc>
-          <w:tcPr>
-            <w:tcW w:type="dxa" w:w="1560"/>
-          </w:tcPr>
-          <w:p>
-            <w:r/>
-            <w:r>
-              <w:rPr>
-                <w:sz w:val="18"/>
-              </w:rPr>
-              <w:t>ZIP</w:t>
+              <w:t>WTPA_done.csv</w:t>
+            </w:r>
+          </w:p>
+        </w:tc>
+        <w:tc>
+          <w:tcPr>
+            <w:tcW w:type="dxa" w:w="1560"/>
+          </w:tcPr>
+          <w:p>
+            <w:r/>
+            <w:r>
+              <w:rPr>
+                <w:sz w:val="18"/>
+              </w:rPr>
+              <w:t>SALE</w:t>
             </w:r>
           </w:p>
         </w:tc>
@@ -10711,21 +10711,21 @@
               <w:rPr>
                 <w:sz w:val="18"/>
               </w:rPr>
-              <w:t>stg_Store</w:t>
-            </w:r>
-          </w:p>
-        </w:tc>
-        <w:tc>
-          <w:tcPr>
-            <w:tcW w:type="dxa" w:w="1560"/>
-          </w:tcPr>
-          <w:p>
-            <w:r/>
-            <w:r>
-              <w:rPr>
-                <w:sz w:val="18"/>
-              </w:rPr>
-              <w:t>ZIP</w:t>
+              <w:t>stg_Movement_TPA</w:t>
+            </w:r>
+          </w:p>
+        </w:tc>
+        <w:tc>
+          <w:tcPr>
+            <w:tcW w:type="dxa" w:w="1560"/>
+          </w:tcPr>
+          <w:p>
+            <w:r/>
+            <w:r>
+              <w:rPr>
+                <w:sz w:val="18"/>
+              </w:rPr>
+              <w:t>SALE</w:t>
             </w:r>
           </w:p>
         </w:tc>
@@ -10741,21 +10741,21 @@
               <w:rPr>
                 <w:sz w:val="18"/>
               </w:rPr>
-              <w:t>DEMO.csv</w:t>
-            </w:r>
-          </w:p>
-        </w:tc>
-        <w:tc>
-          <w:tcPr>
-            <w:tcW w:type="dxa" w:w="1560"/>
-          </w:tcPr>
-          <w:p>
-            <w:r/>
-            <w:r>
-              <w:rPr>
-                <w:sz w:val="18"/>
-              </w:rPr>
-              <w:t>ZONE</w:t>
+              <w:t>WTPA_done.csv</w:t>
+            </w:r>
+          </w:p>
+        </w:tc>
+        <w:tc>
+          <w:tcPr>
+            <w:tcW w:type="dxa" w:w="1560"/>
+          </w:tcPr>
+          <w:p>
+            <w:r/>
+            <w:r>
+              <w:rPr>
+                <w:sz w:val="18"/>
+              </w:rPr>
+              <w:t>PROFIT</w:t>
             </w:r>
           </w:p>
         </w:tc>
@@ -10797,21 +10797,21 @@
               <w:rPr>
                 <w:sz w:val="18"/>
               </w:rPr>
-              <w:t>stg_Store</w:t>
-            </w:r>
-          </w:p>
-        </w:tc>
-        <w:tc>
-          <w:tcPr>
-            <w:tcW w:type="dxa" w:w="1560"/>
-          </w:tcPr>
-          <w:p>
-            <w:r/>
-            <w:r>
-              <w:rPr>
-                <w:sz w:val="18"/>
-              </w:rPr>
-              <w:t>ZONE</w:t>
+              <w:t>stg_Movement_TPA</w:t>
+            </w:r>
+          </w:p>
+        </w:tc>
+        <w:tc>
+          <w:tcPr>
+            <w:tcW w:type="dxa" w:w="1560"/>
+          </w:tcPr>
+          <w:p>
+            <w:r/>
+            <w:r>
+              <w:rPr>
+                <w:sz w:val="18"/>
+              </w:rPr>
+              <w:t>PROFIT</w:t>
             </w:r>
           </w:p>
         </w:tc>
@@ -10827,21 +10827,21 @@
               <w:rPr>
                 <w:sz w:val="18"/>
               </w:rPr>
-              <w:t>DEMO.csv</w:t>
-            </w:r>
-          </w:p>
-        </w:tc>
-        <w:tc>
-          <w:tcPr>
-            <w:tcW w:type="dxa" w:w="1560"/>
-          </w:tcPr>
-          <w:p>
-            <w:r/>
-            <w:r>
-              <w:rPr>
-                <w:sz w:val="18"/>
-              </w:rPr>
-              <w:t>URBAN</w:t>
+              <w:t>WTPA_done.csv</w:t>
+            </w:r>
+          </w:p>
+        </w:tc>
+        <w:tc>
+          <w:tcPr>
+            <w:tcW w:type="dxa" w:w="1560"/>
+          </w:tcPr>
+          <w:p>
+            <w:r/>
+            <w:r>
+              <w:rPr>
+                <w:sz w:val="18"/>
+              </w:rPr>
+              <w:t>OK</w:t>
             </w:r>
           </w:p>
         </w:tc>
@@ -10883,21 +10883,21 @@
               <w:rPr>
                 <w:sz w:val="18"/>
               </w:rPr>
-              <w:t>stg_Store</w:t>
-            </w:r>
-          </w:p>
-        </w:tc>
-        <w:tc>
-          <w:tcPr>
-            <w:tcW w:type="dxa" w:w="1560"/>
-          </w:tcPr>
-          <w:p>
-            <w:r/>
-            <w:r>
-              <w:rPr>
-                <w:sz w:val="18"/>
-              </w:rPr>
-              <w:t>URBAN</w:t>
+              <w:t>stg_Movement_TPA</w:t>
+            </w:r>
+          </w:p>
+        </w:tc>
+        <w:tc>
+          <w:tcPr>
+            <w:tcW w:type="dxa" w:w="1560"/>
+          </w:tcPr>
+          <w:p>
+            <w:r/>
+            <w:r>
+              <w:rPr>
+                <w:sz w:val="18"/>
+              </w:rPr>
+              <w:t>OK</w:t>
             </w:r>
           </w:p>
         </w:tc>
@@ -10913,35 +10913,35 @@
               <w:rPr>
                 <w:sz w:val="18"/>
               </w:rPr>
-              <w:t>DEMO.csv</w:t>
-            </w:r>
-          </w:p>
-        </w:tc>
-        <w:tc>
-          <w:tcPr>
-            <w:tcW w:type="dxa" w:w="1560"/>
-          </w:tcPr>
-          <w:p>
-            <w:r/>
-            <w:r>
-              <w:rPr>
-                <w:sz w:val="18"/>
-              </w:rPr>
-              <w:t>WEEKVOL</w:t>
-            </w:r>
-          </w:p>
-        </w:tc>
-        <w:tc>
-          <w:tcPr>
-            <w:tcW w:type="dxa" w:w="1560"/>
-          </w:tcPr>
-          <w:p>
-            <w:r/>
-            <w:r>
-              <w:rPr>
-                <w:sz w:val="18"/>
-              </w:rPr>
-              <w:t>Copy</w:t>
+              <w:t>WTPA_done.csv</w:t>
+            </w:r>
+          </w:p>
+        </w:tc>
+        <w:tc>
+          <w:tcPr>
+            <w:tcW w:type="dxa" w:w="1560"/>
+          </w:tcPr>
+          <w:p>
+            <w:r/>
+            <w:r>
+              <w:rPr>
+                <w:sz w:val="18"/>
+              </w:rPr>
+              <w:t>(filename)</w:t>
+            </w:r>
+          </w:p>
+        </w:tc>
+        <w:tc>
+          <w:tcPr>
+            <w:tcW w:type="dxa" w:w="1560"/>
+          </w:tcPr>
+          <w:p>
+            <w:r/>
+            <w:r>
+              <w:rPr>
+                <w:sz w:val="18"/>
+              </w:rPr>
+              <w:t>Derive: extract 'TPA'</w:t>
             </w:r>
           </w:p>
         </w:tc>
@@ -10969,21 +10969,21 @@
               <w:rPr>
                 <w:sz w:val="18"/>
               </w:rPr>
-              <w:t>stg_Store</w:t>
-            </w:r>
-          </w:p>
-        </w:tc>
-        <w:tc>
-          <w:tcPr>
-            <w:tcW w:type="dxa" w:w="1560"/>
-          </w:tcPr>
-          <w:p>
-            <w:r/>
-            <w:r>
-              <w:rPr>
-                <w:sz w:val="18"/>
-              </w:rPr>
-              <w:t>WEEKVOL</w:t>
+              <w:t>stg_Movement_TPA</w:t>
+            </w:r>
+          </w:p>
+        </w:tc>
+        <w:tc>
+          <w:tcPr>
+            <w:tcW w:type="dxa" w:w="1560"/>
+          </w:tcPr>
+          <w:p>
+            <w:r/>
+            <w:r>
+              <w:rPr>
+                <w:sz w:val="18"/>
+              </w:rPr>
+              <w:t>CATEGORY_CODE</w:t>
             </w:r>
           </w:p>
         </w:tc>
@@ -10999,21 +10999,21 @@
               <w:rPr>
                 <w:sz w:val="18"/>
               </w:rPr>
-              <w:t>DEMO.csv</w:t>
-            </w:r>
-          </w:p>
-        </w:tc>
-        <w:tc>
-          <w:tcPr>
-            <w:tcW w:type="dxa" w:w="1560"/>
-          </w:tcPr>
-          <w:p>
-            <w:r/>
-            <w:r>
-              <w:rPr>
-                <w:sz w:val="18"/>
-              </w:rPr>
-              <w:t>INCOME</w:t>
+              <w:t>Done-WCRA.csv</w:t>
+            </w:r>
+          </w:p>
+        </w:tc>
+        <w:tc>
+          <w:tcPr>
+            <w:tcW w:type="dxa" w:w="1560"/>
+          </w:tcPr>
+          <w:p>
+            <w:r/>
+            <w:r>
+              <w:rPr>
+                <w:sz w:val="18"/>
+              </w:rPr>
+              <w:t>UPC</w:t>
             </w:r>
           </w:p>
         </w:tc>
@@ -11055,21 +11055,21 @@
               <w:rPr>
                 <w:sz w:val="18"/>
               </w:rPr>
-              <w:t>stg_Store</w:t>
-            </w:r>
-          </w:p>
-        </w:tc>
-        <w:tc>
-          <w:tcPr>
-            <w:tcW w:type="dxa" w:w="1560"/>
-          </w:tcPr>
-          <w:p>
-            <w:r/>
-            <w:r>
-              <w:rPr>
-                <w:sz w:val="18"/>
-              </w:rPr>
-              <w:t>INCOME</w:t>
+              <w:t>stg_Movement_CRA</w:t>
+            </w:r>
+          </w:p>
+        </w:tc>
+        <w:tc>
+          <w:tcPr>
+            <w:tcW w:type="dxa" w:w="1560"/>
+          </w:tcPr>
+          <w:p>
+            <w:r/>
+            <w:r>
+              <w:rPr>
+                <w:sz w:val="18"/>
+              </w:rPr>
+              <w:t>UPC</w:t>
             </w:r>
           </w:p>
         </w:tc>
@@ -11085,6 +11085,3188 @@
               <w:rPr>
                 <w:sz w:val="18"/>
               </w:rPr>
+              <w:t>Done-WCRA.csv</w:t>
+            </w:r>
+          </w:p>
+        </w:tc>
+        <w:tc>
+          <w:tcPr>
+            <w:tcW w:type="dxa" w:w="1560"/>
+          </w:tcPr>
+          <w:p>
+            <w:r/>
+            <w:r>
+              <w:rPr>
+                <w:sz w:val="18"/>
+              </w:rPr>
+              <w:t>STORE</w:t>
+            </w:r>
+          </w:p>
+        </w:tc>
+        <w:tc>
+          <w:tcPr>
+            <w:tcW w:type="dxa" w:w="1560"/>
+          </w:tcPr>
+          <w:p>
+            <w:r/>
+            <w:r>
+              <w:rPr>
+                <w:sz w:val="18"/>
+              </w:rPr>
+              <w:t>Copy</w:t>
+            </w:r>
+          </w:p>
+        </w:tc>
+        <w:tc>
+          <w:tcPr>
+            <w:tcW w:type="dxa" w:w="1560"/>
+          </w:tcPr>
+          <w:p>
+            <w:r/>
+            <w:r>
+              <w:rPr>
+                <w:sz w:val="18"/>
+              </w:rPr>
+              <w:t>Relation</w:t>
+            </w:r>
+          </w:p>
+        </w:tc>
+        <w:tc>
+          <w:tcPr>
+            <w:tcW w:type="dxa" w:w="1560"/>
+          </w:tcPr>
+          <w:p>
+            <w:r/>
+            <w:r>
+              <w:rPr>
+                <w:sz w:val="18"/>
+              </w:rPr>
+              <w:t>stg_Movement_CRA</w:t>
+            </w:r>
+          </w:p>
+        </w:tc>
+        <w:tc>
+          <w:tcPr>
+            <w:tcW w:type="dxa" w:w="1560"/>
+          </w:tcPr>
+          <w:p>
+            <w:r/>
+            <w:r>
+              <w:rPr>
+                <w:sz w:val="18"/>
+              </w:rPr>
+              <w:t>STORE</w:t>
+            </w:r>
+          </w:p>
+        </w:tc>
+      </w:tr>
+      <w:tr>
+        <w:tc>
+          <w:tcPr>
+            <w:tcW w:type="dxa" w:w="1560"/>
+          </w:tcPr>
+          <w:p>
+            <w:r/>
+            <w:r>
+              <w:rPr>
+                <w:sz w:val="18"/>
+              </w:rPr>
+              <w:t>Done-WCRA.csv</w:t>
+            </w:r>
+          </w:p>
+        </w:tc>
+        <w:tc>
+          <w:tcPr>
+            <w:tcW w:type="dxa" w:w="1560"/>
+          </w:tcPr>
+          <w:p>
+            <w:r/>
+            <w:r>
+              <w:rPr>
+                <w:sz w:val="18"/>
+              </w:rPr>
+              <w:t>WEEK</w:t>
+            </w:r>
+          </w:p>
+        </w:tc>
+        <w:tc>
+          <w:tcPr>
+            <w:tcW w:type="dxa" w:w="1560"/>
+          </w:tcPr>
+          <w:p>
+            <w:r/>
+            <w:r>
+              <w:rPr>
+                <w:sz w:val="18"/>
+              </w:rPr>
+              <w:t>Copy</w:t>
+            </w:r>
+          </w:p>
+        </w:tc>
+        <w:tc>
+          <w:tcPr>
+            <w:tcW w:type="dxa" w:w="1560"/>
+          </w:tcPr>
+          <w:p>
+            <w:r/>
+            <w:r>
+              <w:rPr>
+                <w:sz w:val="18"/>
+              </w:rPr>
+              <w:t>Relation</w:t>
+            </w:r>
+          </w:p>
+        </w:tc>
+        <w:tc>
+          <w:tcPr>
+            <w:tcW w:type="dxa" w:w="1560"/>
+          </w:tcPr>
+          <w:p>
+            <w:r/>
+            <w:r>
+              <w:rPr>
+                <w:sz w:val="18"/>
+              </w:rPr>
+              <w:t>stg_Movement_CRA</w:t>
+            </w:r>
+          </w:p>
+        </w:tc>
+        <w:tc>
+          <w:tcPr>
+            <w:tcW w:type="dxa" w:w="1560"/>
+          </w:tcPr>
+          <w:p>
+            <w:r/>
+            <w:r>
+              <w:rPr>
+                <w:sz w:val="18"/>
+              </w:rPr>
+              <w:t>WEEK</w:t>
+            </w:r>
+          </w:p>
+        </w:tc>
+      </w:tr>
+      <w:tr>
+        <w:tc>
+          <w:tcPr>
+            <w:tcW w:type="dxa" w:w="1560"/>
+          </w:tcPr>
+          <w:p>
+            <w:r/>
+            <w:r>
+              <w:rPr>
+                <w:sz w:val="18"/>
+              </w:rPr>
+              <w:t>Done-WCRA.csv</w:t>
+            </w:r>
+          </w:p>
+        </w:tc>
+        <w:tc>
+          <w:tcPr>
+            <w:tcW w:type="dxa" w:w="1560"/>
+          </w:tcPr>
+          <w:p>
+            <w:r/>
+            <w:r>
+              <w:rPr>
+                <w:sz w:val="18"/>
+              </w:rPr>
+              <w:t>MOVE</w:t>
+            </w:r>
+          </w:p>
+        </w:tc>
+        <w:tc>
+          <w:tcPr>
+            <w:tcW w:type="dxa" w:w="1560"/>
+          </w:tcPr>
+          <w:p>
+            <w:r/>
+            <w:r>
+              <w:rPr>
+                <w:sz w:val="18"/>
+              </w:rPr>
+              <w:t>Copy</w:t>
+            </w:r>
+          </w:p>
+        </w:tc>
+        <w:tc>
+          <w:tcPr>
+            <w:tcW w:type="dxa" w:w="1560"/>
+          </w:tcPr>
+          <w:p>
+            <w:r/>
+            <w:r>
+              <w:rPr>
+                <w:sz w:val="18"/>
+              </w:rPr>
+              <w:t>Relation</w:t>
+            </w:r>
+          </w:p>
+        </w:tc>
+        <w:tc>
+          <w:tcPr>
+            <w:tcW w:type="dxa" w:w="1560"/>
+          </w:tcPr>
+          <w:p>
+            <w:r/>
+            <w:r>
+              <w:rPr>
+                <w:sz w:val="18"/>
+              </w:rPr>
+              <w:t>stg_Movement_CRA</w:t>
+            </w:r>
+          </w:p>
+        </w:tc>
+        <w:tc>
+          <w:tcPr>
+            <w:tcW w:type="dxa" w:w="1560"/>
+          </w:tcPr>
+          <w:p>
+            <w:r/>
+            <w:r>
+              <w:rPr>
+                <w:sz w:val="18"/>
+              </w:rPr>
+              <w:t>MOVE</w:t>
+            </w:r>
+          </w:p>
+        </w:tc>
+      </w:tr>
+      <w:tr>
+        <w:tc>
+          <w:tcPr>
+            <w:tcW w:type="dxa" w:w="1560"/>
+          </w:tcPr>
+          <w:p>
+            <w:r/>
+            <w:r>
+              <w:rPr>
+                <w:sz w:val="18"/>
+              </w:rPr>
+              <w:t>Done-WCRA.csv</w:t>
+            </w:r>
+          </w:p>
+        </w:tc>
+        <w:tc>
+          <w:tcPr>
+            <w:tcW w:type="dxa" w:w="1560"/>
+          </w:tcPr>
+          <w:p>
+            <w:r/>
+            <w:r>
+              <w:rPr>
+                <w:sz w:val="18"/>
+              </w:rPr>
+              <w:t>QTY</w:t>
+            </w:r>
+          </w:p>
+        </w:tc>
+        <w:tc>
+          <w:tcPr>
+            <w:tcW w:type="dxa" w:w="1560"/>
+          </w:tcPr>
+          <w:p>
+            <w:r/>
+            <w:r>
+              <w:rPr>
+                <w:sz w:val="18"/>
+              </w:rPr>
+              <w:t>Copy</w:t>
+            </w:r>
+          </w:p>
+        </w:tc>
+        <w:tc>
+          <w:tcPr>
+            <w:tcW w:type="dxa" w:w="1560"/>
+          </w:tcPr>
+          <w:p>
+            <w:r/>
+            <w:r>
+              <w:rPr>
+                <w:sz w:val="18"/>
+              </w:rPr>
+              <w:t>Relation</w:t>
+            </w:r>
+          </w:p>
+        </w:tc>
+        <w:tc>
+          <w:tcPr>
+            <w:tcW w:type="dxa" w:w="1560"/>
+          </w:tcPr>
+          <w:p>
+            <w:r/>
+            <w:r>
+              <w:rPr>
+                <w:sz w:val="18"/>
+              </w:rPr>
+              <w:t>stg_Movement_CRA</w:t>
+            </w:r>
+          </w:p>
+        </w:tc>
+        <w:tc>
+          <w:tcPr>
+            <w:tcW w:type="dxa" w:w="1560"/>
+          </w:tcPr>
+          <w:p>
+            <w:r/>
+            <w:r>
+              <w:rPr>
+                <w:sz w:val="18"/>
+              </w:rPr>
+              <w:t>QTY</w:t>
+            </w:r>
+          </w:p>
+        </w:tc>
+      </w:tr>
+      <w:tr>
+        <w:tc>
+          <w:tcPr>
+            <w:tcW w:type="dxa" w:w="1560"/>
+          </w:tcPr>
+          <w:p>
+            <w:r/>
+            <w:r>
+              <w:rPr>
+                <w:sz w:val="18"/>
+              </w:rPr>
+              <w:t>Done-WCRA.csv</w:t>
+            </w:r>
+          </w:p>
+        </w:tc>
+        <w:tc>
+          <w:tcPr>
+            <w:tcW w:type="dxa" w:w="1560"/>
+          </w:tcPr>
+          <w:p>
+            <w:r/>
+            <w:r>
+              <w:rPr>
+                <w:sz w:val="18"/>
+              </w:rPr>
+              <w:t>PRICE</w:t>
+            </w:r>
+          </w:p>
+        </w:tc>
+        <w:tc>
+          <w:tcPr>
+            <w:tcW w:type="dxa" w:w="1560"/>
+          </w:tcPr>
+          <w:p>
+            <w:r/>
+            <w:r>
+              <w:rPr>
+                <w:sz w:val="18"/>
+              </w:rPr>
+              <w:t>Copy</w:t>
+            </w:r>
+          </w:p>
+        </w:tc>
+        <w:tc>
+          <w:tcPr>
+            <w:tcW w:type="dxa" w:w="1560"/>
+          </w:tcPr>
+          <w:p>
+            <w:r/>
+            <w:r>
+              <w:rPr>
+                <w:sz w:val="18"/>
+              </w:rPr>
+              <w:t>Relation</w:t>
+            </w:r>
+          </w:p>
+        </w:tc>
+        <w:tc>
+          <w:tcPr>
+            <w:tcW w:type="dxa" w:w="1560"/>
+          </w:tcPr>
+          <w:p>
+            <w:r/>
+            <w:r>
+              <w:rPr>
+                <w:sz w:val="18"/>
+              </w:rPr>
+              <w:t>stg_Movement_CRA</w:t>
+            </w:r>
+          </w:p>
+        </w:tc>
+        <w:tc>
+          <w:tcPr>
+            <w:tcW w:type="dxa" w:w="1560"/>
+          </w:tcPr>
+          <w:p>
+            <w:r/>
+            <w:r>
+              <w:rPr>
+                <w:sz w:val="18"/>
+              </w:rPr>
+              <w:t>PRICE</w:t>
+            </w:r>
+          </w:p>
+        </w:tc>
+      </w:tr>
+      <w:tr>
+        <w:tc>
+          <w:tcPr>
+            <w:tcW w:type="dxa" w:w="1560"/>
+          </w:tcPr>
+          <w:p>
+            <w:r/>
+            <w:r>
+              <w:rPr>
+                <w:sz w:val="18"/>
+              </w:rPr>
+              <w:t>Done-WCRA.csv</w:t>
+            </w:r>
+          </w:p>
+        </w:tc>
+        <w:tc>
+          <w:tcPr>
+            <w:tcW w:type="dxa" w:w="1560"/>
+          </w:tcPr>
+          <w:p>
+            <w:r/>
+            <w:r>
+              <w:rPr>
+                <w:sz w:val="18"/>
+              </w:rPr>
+              <w:t>SALE</w:t>
+            </w:r>
+          </w:p>
+        </w:tc>
+        <w:tc>
+          <w:tcPr>
+            <w:tcW w:type="dxa" w:w="1560"/>
+          </w:tcPr>
+          <w:p>
+            <w:r/>
+            <w:r>
+              <w:rPr>
+                <w:sz w:val="18"/>
+              </w:rPr>
+              <w:t>Copy</w:t>
+            </w:r>
+          </w:p>
+        </w:tc>
+        <w:tc>
+          <w:tcPr>
+            <w:tcW w:type="dxa" w:w="1560"/>
+          </w:tcPr>
+          <w:p>
+            <w:r/>
+            <w:r>
+              <w:rPr>
+                <w:sz w:val="18"/>
+              </w:rPr>
+              <w:t>Relation</w:t>
+            </w:r>
+          </w:p>
+        </w:tc>
+        <w:tc>
+          <w:tcPr>
+            <w:tcW w:type="dxa" w:w="1560"/>
+          </w:tcPr>
+          <w:p>
+            <w:r/>
+            <w:r>
+              <w:rPr>
+                <w:sz w:val="18"/>
+              </w:rPr>
+              <w:t>stg_Movement_CRA</w:t>
+            </w:r>
+          </w:p>
+        </w:tc>
+        <w:tc>
+          <w:tcPr>
+            <w:tcW w:type="dxa" w:w="1560"/>
+          </w:tcPr>
+          <w:p>
+            <w:r/>
+            <w:r>
+              <w:rPr>
+                <w:sz w:val="18"/>
+              </w:rPr>
+              <w:t>SALE</w:t>
+            </w:r>
+          </w:p>
+        </w:tc>
+      </w:tr>
+      <w:tr>
+        <w:tc>
+          <w:tcPr>
+            <w:tcW w:type="dxa" w:w="1560"/>
+          </w:tcPr>
+          <w:p>
+            <w:r/>
+            <w:r>
+              <w:rPr>
+                <w:sz w:val="18"/>
+              </w:rPr>
+              <w:t>Done-WCRA.csv</w:t>
+            </w:r>
+          </w:p>
+        </w:tc>
+        <w:tc>
+          <w:tcPr>
+            <w:tcW w:type="dxa" w:w="1560"/>
+          </w:tcPr>
+          <w:p>
+            <w:r/>
+            <w:r>
+              <w:rPr>
+                <w:sz w:val="18"/>
+              </w:rPr>
+              <w:t>PROFIT</w:t>
+            </w:r>
+          </w:p>
+        </w:tc>
+        <w:tc>
+          <w:tcPr>
+            <w:tcW w:type="dxa" w:w="1560"/>
+          </w:tcPr>
+          <w:p>
+            <w:r/>
+            <w:r>
+              <w:rPr>
+                <w:sz w:val="18"/>
+              </w:rPr>
+              <w:t>Copy</w:t>
+            </w:r>
+          </w:p>
+        </w:tc>
+        <w:tc>
+          <w:tcPr>
+            <w:tcW w:type="dxa" w:w="1560"/>
+          </w:tcPr>
+          <w:p>
+            <w:r/>
+            <w:r>
+              <w:rPr>
+                <w:sz w:val="18"/>
+              </w:rPr>
+              <w:t>Relation</w:t>
+            </w:r>
+          </w:p>
+        </w:tc>
+        <w:tc>
+          <w:tcPr>
+            <w:tcW w:type="dxa" w:w="1560"/>
+          </w:tcPr>
+          <w:p>
+            <w:r/>
+            <w:r>
+              <w:rPr>
+                <w:sz w:val="18"/>
+              </w:rPr>
+              <w:t>stg_Movement_CRA</w:t>
+            </w:r>
+          </w:p>
+        </w:tc>
+        <w:tc>
+          <w:tcPr>
+            <w:tcW w:type="dxa" w:w="1560"/>
+          </w:tcPr>
+          <w:p>
+            <w:r/>
+            <w:r>
+              <w:rPr>
+                <w:sz w:val="18"/>
+              </w:rPr>
+              <w:t>PROFIT</w:t>
+            </w:r>
+          </w:p>
+        </w:tc>
+      </w:tr>
+      <w:tr>
+        <w:tc>
+          <w:tcPr>
+            <w:tcW w:type="dxa" w:w="1560"/>
+          </w:tcPr>
+          <w:p>
+            <w:r/>
+            <w:r>
+              <w:rPr>
+                <w:sz w:val="18"/>
+              </w:rPr>
+              <w:t>Done-WCRA.csv</w:t>
+            </w:r>
+          </w:p>
+        </w:tc>
+        <w:tc>
+          <w:tcPr>
+            <w:tcW w:type="dxa" w:w="1560"/>
+          </w:tcPr>
+          <w:p>
+            <w:r/>
+            <w:r>
+              <w:rPr>
+                <w:sz w:val="18"/>
+              </w:rPr>
+              <w:t>OK</w:t>
+            </w:r>
+          </w:p>
+        </w:tc>
+        <w:tc>
+          <w:tcPr>
+            <w:tcW w:type="dxa" w:w="1560"/>
+          </w:tcPr>
+          <w:p>
+            <w:r/>
+            <w:r>
+              <w:rPr>
+                <w:sz w:val="18"/>
+              </w:rPr>
+              <w:t>Copy</w:t>
+            </w:r>
+          </w:p>
+        </w:tc>
+        <w:tc>
+          <w:tcPr>
+            <w:tcW w:type="dxa" w:w="1560"/>
+          </w:tcPr>
+          <w:p>
+            <w:r/>
+            <w:r>
+              <w:rPr>
+                <w:sz w:val="18"/>
+              </w:rPr>
+              <w:t>Relation</w:t>
+            </w:r>
+          </w:p>
+        </w:tc>
+        <w:tc>
+          <w:tcPr>
+            <w:tcW w:type="dxa" w:w="1560"/>
+          </w:tcPr>
+          <w:p>
+            <w:r/>
+            <w:r>
+              <w:rPr>
+                <w:sz w:val="18"/>
+              </w:rPr>
+              <w:t>stg_Movement_CRA</w:t>
+            </w:r>
+          </w:p>
+        </w:tc>
+        <w:tc>
+          <w:tcPr>
+            <w:tcW w:type="dxa" w:w="1560"/>
+          </w:tcPr>
+          <w:p>
+            <w:r/>
+            <w:r>
+              <w:rPr>
+                <w:sz w:val="18"/>
+              </w:rPr>
+              <w:t>OK</w:t>
+            </w:r>
+          </w:p>
+        </w:tc>
+      </w:tr>
+      <w:tr>
+        <w:tc>
+          <w:tcPr>
+            <w:tcW w:type="dxa" w:w="1560"/>
+          </w:tcPr>
+          <w:p>
+            <w:r/>
+            <w:r>
+              <w:rPr>
+                <w:sz w:val="18"/>
+              </w:rPr>
+              <w:t>Done-WCRA.csv</w:t>
+            </w:r>
+          </w:p>
+        </w:tc>
+        <w:tc>
+          <w:tcPr>
+            <w:tcW w:type="dxa" w:w="1560"/>
+          </w:tcPr>
+          <w:p>
+            <w:r/>
+            <w:r>
+              <w:rPr>
+                <w:sz w:val="18"/>
+              </w:rPr>
+              <w:t>(filename)</w:t>
+            </w:r>
+          </w:p>
+        </w:tc>
+        <w:tc>
+          <w:tcPr>
+            <w:tcW w:type="dxa" w:w="1560"/>
+          </w:tcPr>
+          <w:p>
+            <w:r/>
+            <w:r>
+              <w:rPr>
+                <w:sz w:val="18"/>
+              </w:rPr>
+              <w:t>Derive: extract 'CRA'</w:t>
+            </w:r>
+          </w:p>
+        </w:tc>
+        <w:tc>
+          <w:tcPr>
+            <w:tcW w:type="dxa" w:w="1560"/>
+          </w:tcPr>
+          <w:p>
+            <w:r/>
+            <w:r>
+              <w:rPr>
+                <w:sz w:val="18"/>
+              </w:rPr>
+              <w:t>Relation</w:t>
+            </w:r>
+          </w:p>
+        </w:tc>
+        <w:tc>
+          <w:tcPr>
+            <w:tcW w:type="dxa" w:w="1560"/>
+          </w:tcPr>
+          <w:p>
+            <w:r/>
+            <w:r>
+              <w:rPr>
+                <w:sz w:val="18"/>
+              </w:rPr>
+              <w:t>stg_Movement_CRA</w:t>
+            </w:r>
+          </w:p>
+        </w:tc>
+        <w:tc>
+          <w:tcPr>
+            <w:tcW w:type="dxa" w:w="1560"/>
+          </w:tcPr>
+          <w:p>
+            <w:r/>
+            <w:r>
+              <w:rPr>
+                <w:sz w:val="18"/>
+              </w:rPr>
+              <w:t>CATEGORY_CODE</w:t>
+            </w:r>
+          </w:p>
+        </w:tc>
+      </w:tr>
+      <w:tr>
+        <w:tc>
+          <w:tcPr>
+            <w:tcW w:type="dxa" w:w="1560"/>
+          </w:tcPr>
+          <w:p>
+            <w:r/>
+            <w:r>
+              <w:rPr>
+                <w:sz w:val="18"/>
+              </w:rPr>
+              <w:t>UPCSDR.csv</w:t>
+            </w:r>
+          </w:p>
+        </w:tc>
+        <w:tc>
+          <w:tcPr>
+            <w:tcW w:type="dxa" w:w="1560"/>
+          </w:tcPr>
+          <w:p>
+            <w:r/>
+            <w:r>
+              <w:rPr>
+                <w:sz w:val="18"/>
+              </w:rPr>
+              <w:t>COM_CODE</w:t>
+            </w:r>
+          </w:p>
+        </w:tc>
+        <w:tc>
+          <w:tcPr>
+            <w:tcW w:type="dxa" w:w="1560"/>
+          </w:tcPr>
+          <w:p>
+            <w:r/>
+            <w:r>
+              <w:rPr>
+                <w:sz w:val="18"/>
+              </w:rPr>
+              <w:t>Copy</w:t>
+            </w:r>
+          </w:p>
+        </w:tc>
+        <w:tc>
+          <w:tcPr>
+            <w:tcW w:type="dxa" w:w="1560"/>
+          </w:tcPr>
+          <w:p>
+            <w:r/>
+            <w:r>
+              <w:rPr>
+                <w:sz w:val="18"/>
+              </w:rPr>
+              <w:t>Relation</w:t>
+            </w:r>
+          </w:p>
+        </w:tc>
+        <w:tc>
+          <w:tcPr>
+            <w:tcW w:type="dxa" w:w="1560"/>
+          </w:tcPr>
+          <w:p>
+            <w:r/>
+            <w:r>
+              <w:rPr>
+                <w:sz w:val="18"/>
+              </w:rPr>
+              <w:t>stg_Product_SDR</w:t>
+            </w:r>
+          </w:p>
+        </w:tc>
+        <w:tc>
+          <w:tcPr>
+            <w:tcW w:type="dxa" w:w="1560"/>
+          </w:tcPr>
+          <w:p>
+            <w:r/>
+            <w:r>
+              <w:rPr>
+                <w:sz w:val="18"/>
+              </w:rPr>
+              <w:t>COM_CODE</w:t>
+            </w:r>
+          </w:p>
+        </w:tc>
+      </w:tr>
+      <w:tr>
+        <w:tc>
+          <w:tcPr>
+            <w:tcW w:type="dxa" w:w="1560"/>
+          </w:tcPr>
+          <w:p>
+            <w:r/>
+            <w:r>
+              <w:rPr>
+                <w:sz w:val="18"/>
+              </w:rPr>
+              <w:t>UPCSDR.csv</w:t>
+            </w:r>
+          </w:p>
+        </w:tc>
+        <w:tc>
+          <w:tcPr>
+            <w:tcW w:type="dxa" w:w="1560"/>
+          </w:tcPr>
+          <w:p>
+            <w:r/>
+            <w:r>
+              <w:rPr>
+                <w:sz w:val="18"/>
+              </w:rPr>
+              <w:t>UPC</w:t>
+            </w:r>
+          </w:p>
+        </w:tc>
+        <w:tc>
+          <w:tcPr>
+            <w:tcW w:type="dxa" w:w="1560"/>
+          </w:tcPr>
+          <w:p>
+            <w:r/>
+            <w:r>
+              <w:rPr>
+                <w:sz w:val="18"/>
+              </w:rPr>
+              <w:t>Copy</w:t>
+            </w:r>
+          </w:p>
+        </w:tc>
+        <w:tc>
+          <w:tcPr>
+            <w:tcW w:type="dxa" w:w="1560"/>
+          </w:tcPr>
+          <w:p>
+            <w:r/>
+            <w:r>
+              <w:rPr>
+                <w:sz w:val="18"/>
+              </w:rPr>
+              <w:t>Relation</w:t>
+            </w:r>
+          </w:p>
+        </w:tc>
+        <w:tc>
+          <w:tcPr>
+            <w:tcW w:type="dxa" w:w="1560"/>
+          </w:tcPr>
+          <w:p>
+            <w:r/>
+            <w:r>
+              <w:rPr>
+                <w:sz w:val="18"/>
+              </w:rPr>
+              <w:t>stg_Product_SDR</w:t>
+            </w:r>
+          </w:p>
+        </w:tc>
+        <w:tc>
+          <w:tcPr>
+            <w:tcW w:type="dxa" w:w="1560"/>
+          </w:tcPr>
+          <w:p>
+            <w:r/>
+            <w:r>
+              <w:rPr>
+                <w:sz w:val="18"/>
+              </w:rPr>
+              <w:t>UPC</w:t>
+            </w:r>
+          </w:p>
+        </w:tc>
+      </w:tr>
+      <w:tr>
+        <w:tc>
+          <w:tcPr>
+            <w:tcW w:type="dxa" w:w="1560"/>
+          </w:tcPr>
+          <w:p>
+            <w:r/>
+            <w:r>
+              <w:rPr>
+                <w:sz w:val="18"/>
+              </w:rPr>
+              <w:t>UPCSDR.csv</w:t>
+            </w:r>
+          </w:p>
+        </w:tc>
+        <w:tc>
+          <w:tcPr>
+            <w:tcW w:type="dxa" w:w="1560"/>
+          </w:tcPr>
+          <w:p>
+            <w:r/>
+            <w:r>
+              <w:rPr>
+                <w:sz w:val="18"/>
+              </w:rPr>
+              <w:t>DESCRIP</w:t>
+            </w:r>
+          </w:p>
+        </w:tc>
+        <w:tc>
+          <w:tcPr>
+            <w:tcW w:type="dxa" w:w="1560"/>
+          </w:tcPr>
+          <w:p>
+            <w:r/>
+            <w:r>
+              <w:rPr>
+                <w:sz w:val="18"/>
+              </w:rPr>
+              <w:t>Copy</w:t>
+            </w:r>
+          </w:p>
+        </w:tc>
+        <w:tc>
+          <w:tcPr>
+            <w:tcW w:type="dxa" w:w="1560"/>
+          </w:tcPr>
+          <w:p>
+            <w:r/>
+            <w:r>
+              <w:rPr>
+                <w:sz w:val="18"/>
+              </w:rPr>
+              <w:t>Relation</w:t>
+            </w:r>
+          </w:p>
+        </w:tc>
+        <w:tc>
+          <w:tcPr>
+            <w:tcW w:type="dxa" w:w="1560"/>
+          </w:tcPr>
+          <w:p>
+            <w:r/>
+            <w:r>
+              <w:rPr>
+                <w:sz w:val="18"/>
+              </w:rPr>
+              <w:t>stg_Product_SDR</w:t>
+            </w:r>
+          </w:p>
+        </w:tc>
+        <w:tc>
+          <w:tcPr>
+            <w:tcW w:type="dxa" w:w="1560"/>
+          </w:tcPr>
+          <w:p>
+            <w:r/>
+            <w:r>
+              <w:rPr>
+                <w:sz w:val="18"/>
+              </w:rPr>
+              <w:t>DESCRIP</w:t>
+            </w:r>
+          </w:p>
+        </w:tc>
+      </w:tr>
+      <w:tr>
+        <w:tc>
+          <w:tcPr>
+            <w:tcW w:type="dxa" w:w="1560"/>
+          </w:tcPr>
+          <w:p>
+            <w:r/>
+            <w:r>
+              <w:rPr>
+                <w:sz w:val="18"/>
+              </w:rPr>
+              <w:t>UPCSDR.csv</w:t>
+            </w:r>
+          </w:p>
+        </w:tc>
+        <w:tc>
+          <w:tcPr>
+            <w:tcW w:type="dxa" w:w="1560"/>
+          </w:tcPr>
+          <w:p>
+            <w:r/>
+            <w:r>
+              <w:rPr>
+                <w:sz w:val="18"/>
+              </w:rPr>
+              <w:t>SIZE</w:t>
+            </w:r>
+          </w:p>
+        </w:tc>
+        <w:tc>
+          <w:tcPr>
+            <w:tcW w:type="dxa" w:w="1560"/>
+          </w:tcPr>
+          <w:p>
+            <w:r/>
+            <w:r>
+              <w:rPr>
+                <w:sz w:val="18"/>
+              </w:rPr>
+              <w:t>Copy</w:t>
+            </w:r>
+          </w:p>
+        </w:tc>
+        <w:tc>
+          <w:tcPr>
+            <w:tcW w:type="dxa" w:w="1560"/>
+          </w:tcPr>
+          <w:p>
+            <w:r/>
+            <w:r>
+              <w:rPr>
+                <w:sz w:val="18"/>
+              </w:rPr>
+              <w:t>Relation</w:t>
+            </w:r>
+          </w:p>
+        </w:tc>
+        <w:tc>
+          <w:tcPr>
+            <w:tcW w:type="dxa" w:w="1560"/>
+          </w:tcPr>
+          <w:p>
+            <w:r/>
+            <w:r>
+              <w:rPr>
+                <w:sz w:val="18"/>
+              </w:rPr>
+              <w:t>stg_Product_SDR</w:t>
+            </w:r>
+          </w:p>
+        </w:tc>
+        <w:tc>
+          <w:tcPr>
+            <w:tcW w:type="dxa" w:w="1560"/>
+          </w:tcPr>
+          <w:p>
+            <w:r/>
+            <w:r>
+              <w:rPr>
+                <w:sz w:val="18"/>
+              </w:rPr>
+              <w:t>SIZE</w:t>
+            </w:r>
+          </w:p>
+        </w:tc>
+      </w:tr>
+      <w:tr>
+        <w:tc>
+          <w:tcPr>
+            <w:tcW w:type="dxa" w:w="1560"/>
+          </w:tcPr>
+          <w:p>
+            <w:r/>
+            <w:r>
+              <w:rPr>
+                <w:sz w:val="18"/>
+              </w:rPr>
+              <w:t>UPCSDR.csv</w:t>
+            </w:r>
+          </w:p>
+        </w:tc>
+        <w:tc>
+          <w:tcPr>
+            <w:tcW w:type="dxa" w:w="1560"/>
+          </w:tcPr>
+          <w:p>
+            <w:r/>
+            <w:r>
+              <w:rPr>
+                <w:sz w:val="18"/>
+              </w:rPr>
+              <w:t>CASE</w:t>
+            </w:r>
+          </w:p>
+        </w:tc>
+        <w:tc>
+          <w:tcPr>
+            <w:tcW w:type="dxa" w:w="1560"/>
+          </w:tcPr>
+          <w:p>
+            <w:r/>
+            <w:r>
+              <w:rPr>
+                <w:sz w:val="18"/>
+              </w:rPr>
+              <w:t>Copy</w:t>
+            </w:r>
+          </w:p>
+        </w:tc>
+        <w:tc>
+          <w:tcPr>
+            <w:tcW w:type="dxa" w:w="1560"/>
+          </w:tcPr>
+          <w:p>
+            <w:r/>
+            <w:r>
+              <w:rPr>
+                <w:sz w:val="18"/>
+              </w:rPr>
+              <w:t>Relation</w:t>
+            </w:r>
+          </w:p>
+        </w:tc>
+        <w:tc>
+          <w:tcPr>
+            <w:tcW w:type="dxa" w:w="1560"/>
+          </w:tcPr>
+          <w:p>
+            <w:r/>
+            <w:r>
+              <w:rPr>
+                <w:sz w:val="18"/>
+              </w:rPr>
+              <w:t>stg_Product_SDR</w:t>
+            </w:r>
+          </w:p>
+        </w:tc>
+        <w:tc>
+          <w:tcPr>
+            <w:tcW w:type="dxa" w:w="1560"/>
+          </w:tcPr>
+          <w:p>
+            <w:r/>
+            <w:r>
+              <w:rPr>
+                <w:sz w:val="18"/>
+              </w:rPr>
+              <w:t>CASE_PACK</w:t>
+            </w:r>
+          </w:p>
+        </w:tc>
+      </w:tr>
+      <w:tr>
+        <w:tc>
+          <w:tcPr>
+            <w:tcW w:type="dxa" w:w="1560"/>
+          </w:tcPr>
+          <w:p>
+            <w:r/>
+            <w:r>
+              <w:rPr>
+                <w:sz w:val="18"/>
+              </w:rPr>
+              <w:t>UPCSDR.csv</w:t>
+            </w:r>
+          </w:p>
+        </w:tc>
+        <w:tc>
+          <w:tcPr>
+            <w:tcW w:type="dxa" w:w="1560"/>
+          </w:tcPr>
+          <w:p>
+            <w:r/>
+            <w:r>
+              <w:rPr>
+                <w:sz w:val="18"/>
+              </w:rPr>
+              <w:t>NITEM</w:t>
+            </w:r>
+          </w:p>
+        </w:tc>
+        <w:tc>
+          <w:tcPr>
+            <w:tcW w:type="dxa" w:w="1560"/>
+          </w:tcPr>
+          <w:p>
+            <w:r/>
+            <w:r>
+              <w:rPr>
+                <w:sz w:val="18"/>
+              </w:rPr>
+              <w:t>Copy</w:t>
+            </w:r>
+          </w:p>
+        </w:tc>
+        <w:tc>
+          <w:tcPr>
+            <w:tcW w:type="dxa" w:w="1560"/>
+          </w:tcPr>
+          <w:p>
+            <w:r/>
+            <w:r>
+              <w:rPr>
+                <w:sz w:val="18"/>
+              </w:rPr>
+              <w:t>Relation</w:t>
+            </w:r>
+          </w:p>
+        </w:tc>
+        <w:tc>
+          <w:tcPr>
+            <w:tcW w:type="dxa" w:w="1560"/>
+          </w:tcPr>
+          <w:p>
+            <w:r/>
+            <w:r>
+              <w:rPr>
+                <w:sz w:val="18"/>
+              </w:rPr>
+              <w:t>stg_Product_SDR</w:t>
+            </w:r>
+          </w:p>
+        </w:tc>
+        <w:tc>
+          <w:tcPr>
+            <w:tcW w:type="dxa" w:w="1560"/>
+          </w:tcPr>
+          <w:p>
+            <w:r/>
+            <w:r>
+              <w:rPr>
+                <w:sz w:val="18"/>
+              </w:rPr>
+              <w:t>NITEM</w:t>
+            </w:r>
+          </w:p>
+        </w:tc>
+      </w:tr>
+      <w:tr>
+        <w:tc>
+          <w:tcPr>
+            <w:tcW w:type="dxa" w:w="1560"/>
+          </w:tcPr>
+          <w:p>
+            <w:r/>
+            <w:r>
+              <w:rPr>
+                <w:sz w:val="18"/>
+              </w:rPr>
+              <w:t>UPCSDR.csv</w:t>
+            </w:r>
+          </w:p>
+        </w:tc>
+        <w:tc>
+          <w:tcPr>
+            <w:tcW w:type="dxa" w:w="1560"/>
+          </w:tcPr>
+          <w:p>
+            <w:r/>
+            <w:r>
+              <w:rPr>
+                <w:sz w:val="18"/>
+              </w:rPr>
+              <w:t>(filename)</w:t>
+            </w:r>
+          </w:p>
+        </w:tc>
+        <w:tc>
+          <w:tcPr>
+            <w:tcW w:type="dxa" w:w="1560"/>
+          </w:tcPr>
+          <w:p>
+            <w:r/>
+            <w:r>
+              <w:rPr>
+                <w:sz w:val="18"/>
+              </w:rPr>
+              <w:t>Derive: extract 'SDR'</w:t>
+            </w:r>
+          </w:p>
+        </w:tc>
+        <w:tc>
+          <w:tcPr>
+            <w:tcW w:type="dxa" w:w="1560"/>
+          </w:tcPr>
+          <w:p>
+            <w:r/>
+            <w:r>
+              <w:rPr>
+                <w:sz w:val="18"/>
+              </w:rPr>
+              <w:t>Relation</w:t>
+            </w:r>
+          </w:p>
+        </w:tc>
+        <w:tc>
+          <w:tcPr>
+            <w:tcW w:type="dxa" w:w="1560"/>
+          </w:tcPr>
+          <w:p>
+            <w:r/>
+            <w:r>
+              <w:rPr>
+                <w:sz w:val="18"/>
+              </w:rPr>
+              <w:t>stg_Product_SDR</w:t>
+            </w:r>
+          </w:p>
+        </w:tc>
+        <w:tc>
+          <w:tcPr>
+            <w:tcW w:type="dxa" w:w="1560"/>
+          </w:tcPr>
+          <w:p>
+            <w:r/>
+            <w:r>
+              <w:rPr>
+                <w:sz w:val="18"/>
+              </w:rPr>
+              <w:t>CATEGORY_CODE</w:t>
+            </w:r>
+          </w:p>
+        </w:tc>
+      </w:tr>
+      <w:tr>
+        <w:tc>
+          <w:tcPr>
+            <w:tcW w:type="dxa" w:w="1560"/>
+          </w:tcPr>
+          <w:p>
+            <w:r/>
+            <w:r>
+              <w:rPr>
+                <w:sz w:val="18"/>
+              </w:rPr>
+              <w:t>UPCCSO.csv</w:t>
+            </w:r>
+          </w:p>
+        </w:tc>
+        <w:tc>
+          <w:tcPr>
+            <w:tcW w:type="dxa" w:w="1560"/>
+          </w:tcPr>
+          <w:p>
+            <w:r/>
+            <w:r>
+              <w:rPr>
+                <w:sz w:val="18"/>
+              </w:rPr>
+              <w:t>COM_CODE</w:t>
+            </w:r>
+          </w:p>
+        </w:tc>
+        <w:tc>
+          <w:tcPr>
+            <w:tcW w:type="dxa" w:w="1560"/>
+          </w:tcPr>
+          <w:p>
+            <w:r/>
+            <w:r>
+              <w:rPr>
+                <w:sz w:val="18"/>
+              </w:rPr>
+              <w:t>Copy</w:t>
+            </w:r>
+          </w:p>
+        </w:tc>
+        <w:tc>
+          <w:tcPr>
+            <w:tcW w:type="dxa" w:w="1560"/>
+          </w:tcPr>
+          <w:p>
+            <w:r/>
+            <w:r>
+              <w:rPr>
+                <w:sz w:val="18"/>
+              </w:rPr>
+              <w:t>Relation</w:t>
+            </w:r>
+          </w:p>
+        </w:tc>
+        <w:tc>
+          <w:tcPr>
+            <w:tcW w:type="dxa" w:w="1560"/>
+          </w:tcPr>
+          <w:p>
+            <w:r/>
+            <w:r>
+              <w:rPr>
+                <w:sz w:val="18"/>
+              </w:rPr>
+              <w:t>stg_Product_CSO</w:t>
+            </w:r>
+          </w:p>
+        </w:tc>
+        <w:tc>
+          <w:tcPr>
+            <w:tcW w:type="dxa" w:w="1560"/>
+          </w:tcPr>
+          <w:p>
+            <w:r/>
+            <w:r>
+              <w:rPr>
+                <w:sz w:val="18"/>
+              </w:rPr>
+              <w:t>COM_CODE</w:t>
+            </w:r>
+          </w:p>
+        </w:tc>
+      </w:tr>
+      <w:tr>
+        <w:tc>
+          <w:tcPr>
+            <w:tcW w:type="dxa" w:w="1560"/>
+          </w:tcPr>
+          <w:p>
+            <w:r/>
+            <w:r>
+              <w:rPr>
+                <w:sz w:val="18"/>
+              </w:rPr>
+              <w:t>UPCCSO.csv</w:t>
+            </w:r>
+          </w:p>
+        </w:tc>
+        <w:tc>
+          <w:tcPr>
+            <w:tcW w:type="dxa" w:w="1560"/>
+          </w:tcPr>
+          <w:p>
+            <w:r/>
+            <w:r>
+              <w:rPr>
+                <w:sz w:val="18"/>
+              </w:rPr>
+              <w:t>UPC</w:t>
+            </w:r>
+          </w:p>
+        </w:tc>
+        <w:tc>
+          <w:tcPr>
+            <w:tcW w:type="dxa" w:w="1560"/>
+          </w:tcPr>
+          <w:p>
+            <w:r/>
+            <w:r>
+              <w:rPr>
+                <w:sz w:val="18"/>
+              </w:rPr>
+              <w:t>Copy</w:t>
+            </w:r>
+          </w:p>
+        </w:tc>
+        <w:tc>
+          <w:tcPr>
+            <w:tcW w:type="dxa" w:w="1560"/>
+          </w:tcPr>
+          <w:p>
+            <w:r/>
+            <w:r>
+              <w:rPr>
+                <w:sz w:val="18"/>
+              </w:rPr>
+              <w:t>Relation</w:t>
+            </w:r>
+          </w:p>
+        </w:tc>
+        <w:tc>
+          <w:tcPr>
+            <w:tcW w:type="dxa" w:w="1560"/>
+          </w:tcPr>
+          <w:p>
+            <w:r/>
+            <w:r>
+              <w:rPr>
+                <w:sz w:val="18"/>
+              </w:rPr>
+              <w:t>stg_Product_CSO</w:t>
+            </w:r>
+          </w:p>
+        </w:tc>
+        <w:tc>
+          <w:tcPr>
+            <w:tcW w:type="dxa" w:w="1560"/>
+          </w:tcPr>
+          <w:p>
+            <w:r/>
+            <w:r>
+              <w:rPr>
+                <w:sz w:val="18"/>
+              </w:rPr>
+              <w:t>UPC</w:t>
+            </w:r>
+          </w:p>
+        </w:tc>
+      </w:tr>
+      <w:tr>
+        <w:tc>
+          <w:tcPr>
+            <w:tcW w:type="dxa" w:w="1560"/>
+          </w:tcPr>
+          <w:p>
+            <w:r/>
+            <w:r>
+              <w:rPr>
+                <w:sz w:val="18"/>
+              </w:rPr>
+              <w:t>UPCCSO.csv</w:t>
+            </w:r>
+          </w:p>
+        </w:tc>
+        <w:tc>
+          <w:tcPr>
+            <w:tcW w:type="dxa" w:w="1560"/>
+          </w:tcPr>
+          <w:p>
+            <w:r/>
+            <w:r>
+              <w:rPr>
+                <w:sz w:val="18"/>
+              </w:rPr>
+              <w:t>DESCRIP</w:t>
+            </w:r>
+          </w:p>
+        </w:tc>
+        <w:tc>
+          <w:tcPr>
+            <w:tcW w:type="dxa" w:w="1560"/>
+          </w:tcPr>
+          <w:p>
+            <w:r/>
+            <w:r>
+              <w:rPr>
+                <w:sz w:val="18"/>
+              </w:rPr>
+              <w:t>Copy</w:t>
+            </w:r>
+          </w:p>
+        </w:tc>
+        <w:tc>
+          <w:tcPr>
+            <w:tcW w:type="dxa" w:w="1560"/>
+          </w:tcPr>
+          <w:p>
+            <w:r/>
+            <w:r>
+              <w:rPr>
+                <w:sz w:val="18"/>
+              </w:rPr>
+              <w:t>Relation</w:t>
+            </w:r>
+          </w:p>
+        </w:tc>
+        <w:tc>
+          <w:tcPr>
+            <w:tcW w:type="dxa" w:w="1560"/>
+          </w:tcPr>
+          <w:p>
+            <w:r/>
+            <w:r>
+              <w:rPr>
+                <w:sz w:val="18"/>
+              </w:rPr>
+              <w:t>stg_Product_CSO</w:t>
+            </w:r>
+          </w:p>
+        </w:tc>
+        <w:tc>
+          <w:tcPr>
+            <w:tcW w:type="dxa" w:w="1560"/>
+          </w:tcPr>
+          <w:p>
+            <w:r/>
+            <w:r>
+              <w:rPr>
+                <w:sz w:val="18"/>
+              </w:rPr>
+              <w:t>DESCRIP</w:t>
+            </w:r>
+          </w:p>
+        </w:tc>
+      </w:tr>
+      <w:tr>
+        <w:tc>
+          <w:tcPr>
+            <w:tcW w:type="dxa" w:w="1560"/>
+          </w:tcPr>
+          <w:p>
+            <w:r/>
+            <w:r>
+              <w:rPr>
+                <w:sz w:val="18"/>
+              </w:rPr>
+              <w:t>UPCCSO.csv</w:t>
+            </w:r>
+          </w:p>
+        </w:tc>
+        <w:tc>
+          <w:tcPr>
+            <w:tcW w:type="dxa" w:w="1560"/>
+          </w:tcPr>
+          <w:p>
+            <w:r/>
+            <w:r>
+              <w:rPr>
+                <w:sz w:val="18"/>
+              </w:rPr>
+              <w:t>SIZE</w:t>
+            </w:r>
+          </w:p>
+        </w:tc>
+        <w:tc>
+          <w:tcPr>
+            <w:tcW w:type="dxa" w:w="1560"/>
+          </w:tcPr>
+          <w:p>
+            <w:r/>
+            <w:r>
+              <w:rPr>
+                <w:sz w:val="18"/>
+              </w:rPr>
+              <w:t>Copy</w:t>
+            </w:r>
+          </w:p>
+        </w:tc>
+        <w:tc>
+          <w:tcPr>
+            <w:tcW w:type="dxa" w:w="1560"/>
+          </w:tcPr>
+          <w:p>
+            <w:r/>
+            <w:r>
+              <w:rPr>
+                <w:sz w:val="18"/>
+              </w:rPr>
+              <w:t>Relation</w:t>
+            </w:r>
+          </w:p>
+        </w:tc>
+        <w:tc>
+          <w:tcPr>
+            <w:tcW w:type="dxa" w:w="1560"/>
+          </w:tcPr>
+          <w:p>
+            <w:r/>
+            <w:r>
+              <w:rPr>
+                <w:sz w:val="18"/>
+              </w:rPr>
+              <w:t>stg_Product_CSO</w:t>
+            </w:r>
+          </w:p>
+        </w:tc>
+        <w:tc>
+          <w:tcPr>
+            <w:tcW w:type="dxa" w:w="1560"/>
+          </w:tcPr>
+          <w:p>
+            <w:r/>
+            <w:r>
+              <w:rPr>
+                <w:sz w:val="18"/>
+              </w:rPr>
+              <w:t>SIZE</w:t>
+            </w:r>
+          </w:p>
+        </w:tc>
+      </w:tr>
+      <w:tr>
+        <w:tc>
+          <w:tcPr>
+            <w:tcW w:type="dxa" w:w="1560"/>
+          </w:tcPr>
+          <w:p>
+            <w:r/>
+            <w:r>
+              <w:rPr>
+                <w:sz w:val="18"/>
+              </w:rPr>
+              <w:t>UPCCSO.csv</w:t>
+            </w:r>
+          </w:p>
+        </w:tc>
+        <w:tc>
+          <w:tcPr>
+            <w:tcW w:type="dxa" w:w="1560"/>
+          </w:tcPr>
+          <w:p>
+            <w:r/>
+            <w:r>
+              <w:rPr>
+                <w:sz w:val="18"/>
+              </w:rPr>
+              <w:t>CASE</w:t>
+            </w:r>
+          </w:p>
+        </w:tc>
+        <w:tc>
+          <w:tcPr>
+            <w:tcW w:type="dxa" w:w="1560"/>
+          </w:tcPr>
+          <w:p>
+            <w:r/>
+            <w:r>
+              <w:rPr>
+                <w:sz w:val="18"/>
+              </w:rPr>
+              <w:t>Copy</w:t>
+            </w:r>
+          </w:p>
+        </w:tc>
+        <w:tc>
+          <w:tcPr>
+            <w:tcW w:type="dxa" w:w="1560"/>
+          </w:tcPr>
+          <w:p>
+            <w:r/>
+            <w:r>
+              <w:rPr>
+                <w:sz w:val="18"/>
+              </w:rPr>
+              <w:t>Relation</w:t>
+            </w:r>
+          </w:p>
+        </w:tc>
+        <w:tc>
+          <w:tcPr>
+            <w:tcW w:type="dxa" w:w="1560"/>
+          </w:tcPr>
+          <w:p>
+            <w:r/>
+            <w:r>
+              <w:rPr>
+                <w:sz w:val="18"/>
+              </w:rPr>
+              <w:t>stg_Product_CSO</w:t>
+            </w:r>
+          </w:p>
+        </w:tc>
+        <w:tc>
+          <w:tcPr>
+            <w:tcW w:type="dxa" w:w="1560"/>
+          </w:tcPr>
+          <w:p>
+            <w:r/>
+            <w:r>
+              <w:rPr>
+                <w:sz w:val="18"/>
+              </w:rPr>
+              <w:t>CASE_PACK</w:t>
+            </w:r>
+          </w:p>
+        </w:tc>
+      </w:tr>
+      <w:tr>
+        <w:tc>
+          <w:tcPr>
+            <w:tcW w:type="dxa" w:w="1560"/>
+          </w:tcPr>
+          <w:p>
+            <w:r/>
+            <w:r>
+              <w:rPr>
+                <w:sz w:val="18"/>
+              </w:rPr>
+              <w:t>UPCCSO.csv</w:t>
+            </w:r>
+          </w:p>
+        </w:tc>
+        <w:tc>
+          <w:tcPr>
+            <w:tcW w:type="dxa" w:w="1560"/>
+          </w:tcPr>
+          <w:p>
+            <w:r/>
+            <w:r>
+              <w:rPr>
+                <w:sz w:val="18"/>
+              </w:rPr>
+              <w:t>NITEM</w:t>
+            </w:r>
+          </w:p>
+        </w:tc>
+        <w:tc>
+          <w:tcPr>
+            <w:tcW w:type="dxa" w:w="1560"/>
+          </w:tcPr>
+          <w:p>
+            <w:r/>
+            <w:r>
+              <w:rPr>
+                <w:sz w:val="18"/>
+              </w:rPr>
+              <w:t>Copy</w:t>
+            </w:r>
+          </w:p>
+        </w:tc>
+        <w:tc>
+          <w:tcPr>
+            <w:tcW w:type="dxa" w:w="1560"/>
+          </w:tcPr>
+          <w:p>
+            <w:r/>
+            <w:r>
+              <w:rPr>
+                <w:sz w:val="18"/>
+              </w:rPr>
+              <w:t>Relation</w:t>
+            </w:r>
+          </w:p>
+        </w:tc>
+        <w:tc>
+          <w:tcPr>
+            <w:tcW w:type="dxa" w:w="1560"/>
+          </w:tcPr>
+          <w:p>
+            <w:r/>
+            <w:r>
+              <w:rPr>
+                <w:sz w:val="18"/>
+              </w:rPr>
+              <w:t>stg_Product_CSO</w:t>
+            </w:r>
+          </w:p>
+        </w:tc>
+        <w:tc>
+          <w:tcPr>
+            <w:tcW w:type="dxa" w:w="1560"/>
+          </w:tcPr>
+          <w:p>
+            <w:r/>
+            <w:r>
+              <w:rPr>
+                <w:sz w:val="18"/>
+              </w:rPr>
+              <w:t>NITEM</w:t>
+            </w:r>
+          </w:p>
+        </w:tc>
+      </w:tr>
+      <w:tr>
+        <w:tc>
+          <w:tcPr>
+            <w:tcW w:type="dxa" w:w="1560"/>
+          </w:tcPr>
+          <w:p>
+            <w:r/>
+            <w:r>
+              <w:rPr>
+                <w:sz w:val="18"/>
+              </w:rPr>
+              <w:t>UPCCSO.csv</w:t>
+            </w:r>
+          </w:p>
+        </w:tc>
+        <w:tc>
+          <w:tcPr>
+            <w:tcW w:type="dxa" w:w="1560"/>
+          </w:tcPr>
+          <w:p>
+            <w:r/>
+            <w:r>
+              <w:rPr>
+                <w:sz w:val="18"/>
+              </w:rPr>
+              <w:t>(filename)</w:t>
+            </w:r>
+          </w:p>
+        </w:tc>
+        <w:tc>
+          <w:tcPr>
+            <w:tcW w:type="dxa" w:w="1560"/>
+          </w:tcPr>
+          <w:p>
+            <w:r/>
+            <w:r>
+              <w:rPr>
+                <w:sz w:val="18"/>
+              </w:rPr>
+              <w:t>Derive: extract 'CSO'</w:t>
+            </w:r>
+          </w:p>
+        </w:tc>
+        <w:tc>
+          <w:tcPr>
+            <w:tcW w:type="dxa" w:w="1560"/>
+          </w:tcPr>
+          <w:p>
+            <w:r/>
+            <w:r>
+              <w:rPr>
+                <w:sz w:val="18"/>
+              </w:rPr>
+              <w:t>Relation</w:t>
+            </w:r>
+          </w:p>
+        </w:tc>
+        <w:tc>
+          <w:tcPr>
+            <w:tcW w:type="dxa" w:w="1560"/>
+          </w:tcPr>
+          <w:p>
+            <w:r/>
+            <w:r>
+              <w:rPr>
+                <w:sz w:val="18"/>
+              </w:rPr>
+              <w:t>stg_Product_CSO</w:t>
+            </w:r>
+          </w:p>
+        </w:tc>
+        <w:tc>
+          <w:tcPr>
+            <w:tcW w:type="dxa" w:w="1560"/>
+          </w:tcPr>
+          <w:p>
+            <w:r/>
+            <w:r>
+              <w:rPr>
+                <w:sz w:val="18"/>
+              </w:rPr>
+              <w:t>CATEGORY_CODE</w:t>
+            </w:r>
+          </w:p>
+        </w:tc>
+      </w:tr>
+      <w:tr>
+        <w:tc>
+          <w:tcPr>
+            <w:tcW w:type="dxa" w:w="1560"/>
+          </w:tcPr>
+          <w:p>
+            <w:r/>
+            <w:r>
+              <w:rPr>
+                <w:sz w:val="18"/>
+              </w:rPr>
+              <w:t>UPCTPA.csv</w:t>
+            </w:r>
+          </w:p>
+        </w:tc>
+        <w:tc>
+          <w:tcPr>
+            <w:tcW w:type="dxa" w:w="1560"/>
+          </w:tcPr>
+          <w:p>
+            <w:r/>
+            <w:r>
+              <w:rPr>
+                <w:sz w:val="18"/>
+              </w:rPr>
+              <w:t>COM_CODE</w:t>
+            </w:r>
+          </w:p>
+        </w:tc>
+        <w:tc>
+          <w:tcPr>
+            <w:tcW w:type="dxa" w:w="1560"/>
+          </w:tcPr>
+          <w:p>
+            <w:r/>
+            <w:r>
+              <w:rPr>
+                <w:sz w:val="18"/>
+              </w:rPr>
+              <w:t>Copy</w:t>
+            </w:r>
+          </w:p>
+        </w:tc>
+        <w:tc>
+          <w:tcPr>
+            <w:tcW w:type="dxa" w:w="1560"/>
+          </w:tcPr>
+          <w:p>
+            <w:r/>
+            <w:r>
+              <w:rPr>
+                <w:sz w:val="18"/>
+              </w:rPr>
+              <w:t>Relation</w:t>
+            </w:r>
+          </w:p>
+        </w:tc>
+        <w:tc>
+          <w:tcPr>
+            <w:tcW w:type="dxa" w:w="1560"/>
+          </w:tcPr>
+          <w:p>
+            <w:r/>
+            <w:r>
+              <w:rPr>
+                <w:sz w:val="18"/>
+              </w:rPr>
+              <w:t>stg_Product_TPA</w:t>
+            </w:r>
+          </w:p>
+        </w:tc>
+        <w:tc>
+          <w:tcPr>
+            <w:tcW w:type="dxa" w:w="1560"/>
+          </w:tcPr>
+          <w:p>
+            <w:r/>
+            <w:r>
+              <w:rPr>
+                <w:sz w:val="18"/>
+              </w:rPr>
+              <w:t>COM_CODE</w:t>
+            </w:r>
+          </w:p>
+        </w:tc>
+      </w:tr>
+      <w:tr>
+        <w:tc>
+          <w:tcPr>
+            <w:tcW w:type="dxa" w:w="1560"/>
+          </w:tcPr>
+          <w:p>
+            <w:r/>
+            <w:r>
+              <w:rPr>
+                <w:sz w:val="18"/>
+              </w:rPr>
+              <w:t>UPCTPA.csv</w:t>
+            </w:r>
+          </w:p>
+        </w:tc>
+        <w:tc>
+          <w:tcPr>
+            <w:tcW w:type="dxa" w:w="1560"/>
+          </w:tcPr>
+          <w:p>
+            <w:r/>
+            <w:r>
+              <w:rPr>
+                <w:sz w:val="18"/>
+              </w:rPr>
+              <w:t>UPC</w:t>
+            </w:r>
+          </w:p>
+        </w:tc>
+        <w:tc>
+          <w:tcPr>
+            <w:tcW w:type="dxa" w:w="1560"/>
+          </w:tcPr>
+          <w:p>
+            <w:r/>
+            <w:r>
+              <w:rPr>
+                <w:sz w:val="18"/>
+              </w:rPr>
+              <w:t>Copy</w:t>
+            </w:r>
+          </w:p>
+        </w:tc>
+        <w:tc>
+          <w:tcPr>
+            <w:tcW w:type="dxa" w:w="1560"/>
+          </w:tcPr>
+          <w:p>
+            <w:r/>
+            <w:r>
+              <w:rPr>
+                <w:sz w:val="18"/>
+              </w:rPr>
+              <w:t>Relation</w:t>
+            </w:r>
+          </w:p>
+        </w:tc>
+        <w:tc>
+          <w:tcPr>
+            <w:tcW w:type="dxa" w:w="1560"/>
+          </w:tcPr>
+          <w:p>
+            <w:r/>
+            <w:r>
+              <w:rPr>
+                <w:sz w:val="18"/>
+              </w:rPr>
+              <w:t>stg_Product_TPA</w:t>
+            </w:r>
+          </w:p>
+        </w:tc>
+        <w:tc>
+          <w:tcPr>
+            <w:tcW w:type="dxa" w:w="1560"/>
+          </w:tcPr>
+          <w:p>
+            <w:r/>
+            <w:r>
+              <w:rPr>
+                <w:sz w:val="18"/>
+              </w:rPr>
+              <w:t>UPC</w:t>
+            </w:r>
+          </w:p>
+        </w:tc>
+      </w:tr>
+      <w:tr>
+        <w:tc>
+          <w:tcPr>
+            <w:tcW w:type="dxa" w:w="1560"/>
+          </w:tcPr>
+          <w:p>
+            <w:r/>
+            <w:r>
+              <w:rPr>
+                <w:sz w:val="18"/>
+              </w:rPr>
+              <w:t>UPCTPA.csv</w:t>
+            </w:r>
+          </w:p>
+        </w:tc>
+        <w:tc>
+          <w:tcPr>
+            <w:tcW w:type="dxa" w:w="1560"/>
+          </w:tcPr>
+          <w:p>
+            <w:r/>
+            <w:r>
+              <w:rPr>
+                <w:sz w:val="18"/>
+              </w:rPr>
+              <w:t>DESCRIP</w:t>
+            </w:r>
+          </w:p>
+        </w:tc>
+        <w:tc>
+          <w:tcPr>
+            <w:tcW w:type="dxa" w:w="1560"/>
+          </w:tcPr>
+          <w:p>
+            <w:r/>
+            <w:r>
+              <w:rPr>
+                <w:sz w:val="18"/>
+              </w:rPr>
+              <w:t>Copy</w:t>
+            </w:r>
+          </w:p>
+        </w:tc>
+        <w:tc>
+          <w:tcPr>
+            <w:tcW w:type="dxa" w:w="1560"/>
+          </w:tcPr>
+          <w:p>
+            <w:r/>
+            <w:r>
+              <w:rPr>
+                <w:sz w:val="18"/>
+              </w:rPr>
+              <w:t>Relation</w:t>
+            </w:r>
+          </w:p>
+        </w:tc>
+        <w:tc>
+          <w:tcPr>
+            <w:tcW w:type="dxa" w:w="1560"/>
+          </w:tcPr>
+          <w:p>
+            <w:r/>
+            <w:r>
+              <w:rPr>
+                <w:sz w:val="18"/>
+              </w:rPr>
+              <w:t>stg_Product_TPA</w:t>
+            </w:r>
+          </w:p>
+        </w:tc>
+        <w:tc>
+          <w:tcPr>
+            <w:tcW w:type="dxa" w:w="1560"/>
+          </w:tcPr>
+          <w:p>
+            <w:r/>
+            <w:r>
+              <w:rPr>
+                <w:sz w:val="18"/>
+              </w:rPr>
+              <w:t>DESCRIP</w:t>
+            </w:r>
+          </w:p>
+        </w:tc>
+      </w:tr>
+      <w:tr>
+        <w:tc>
+          <w:tcPr>
+            <w:tcW w:type="dxa" w:w="1560"/>
+          </w:tcPr>
+          <w:p>
+            <w:r/>
+            <w:r>
+              <w:rPr>
+                <w:sz w:val="18"/>
+              </w:rPr>
+              <w:t>UPCTPA.csv</w:t>
+            </w:r>
+          </w:p>
+        </w:tc>
+        <w:tc>
+          <w:tcPr>
+            <w:tcW w:type="dxa" w:w="1560"/>
+          </w:tcPr>
+          <w:p>
+            <w:r/>
+            <w:r>
+              <w:rPr>
+                <w:sz w:val="18"/>
+              </w:rPr>
+              <w:t>SIZE</w:t>
+            </w:r>
+          </w:p>
+        </w:tc>
+        <w:tc>
+          <w:tcPr>
+            <w:tcW w:type="dxa" w:w="1560"/>
+          </w:tcPr>
+          <w:p>
+            <w:r/>
+            <w:r>
+              <w:rPr>
+                <w:sz w:val="18"/>
+              </w:rPr>
+              <w:t>Copy</w:t>
+            </w:r>
+          </w:p>
+        </w:tc>
+        <w:tc>
+          <w:tcPr>
+            <w:tcW w:type="dxa" w:w="1560"/>
+          </w:tcPr>
+          <w:p>
+            <w:r/>
+            <w:r>
+              <w:rPr>
+                <w:sz w:val="18"/>
+              </w:rPr>
+              <w:t>Relation</w:t>
+            </w:r>
+          </w:p>
+        </w:tc>
+        <w:tc>
+          <w:tcPr>
+            <w:tcW w:type="dxa" w:w="1560"/>
+          </w:tcPr>
+          <w:p>
+            <w:r/>
+            <w:r>
+              <w:rPr>
+                <w:sz w:val="18"/>
+              </w:rPr>
+              <w:t>stg_Product_TPA</w:t>
+            </w:r>
+          </w:p>
+        </w:tc>
+        <w:tc>
+          <w:tcPr>
+            <w:tcW w:type="dxa" w:w="1560"/>
+          </w:tcPr>
+          <w:p>
+            <w:r/>
+            <w:r>
+              <w:rPr>
+                <w:sz w:val="18"/>
+              </w:rPr>
+              <w:t>SIZE</w:t>
+            </w:r>
+          </w:p>
+        </w:tc>
+      </w:tr>
+      <w:tr>
+        <w:tc>
+          <w:tcPr>
+            <w:tcW w:type="dxa" w:w="1560"/>
+          </w:tcPr>
+          <w:p>
+            <w:r/>
+            <w:r>
+              <w:rPr>
+                <w:sz w:val="18"/>
+              </w:rPr>
+              <w:t>UPCTPA.csv</w:t>
+            </w:r>
+          </w:p>
+        </w:tc>
+        <w:tc>
+          <w:tcPr>
+            <w:tcW w:type="dxa" w:w="1560"/>
+          </w:tcPr>
+          <w:p>
+            <w:r/>
+            <w:r>
+              <w:rPr>
+                <w:sz w:val="18"/>
+              </w:rPr>
+              <w:t>CASE</w:t>
+            </w:r>
+          </w:p>
+        </w:tc>
+        <w:tc>
+          <w:tcPr>
+            <w:tcW w:type="dxa" w:w="1560"/>
+          </w:tcPr>
+          <w:p>
+            <w:r/>
+            <w:r>
+              <w:rPr>
+                <w:sz w:val="18"/>
+              </w:rPr>
+              <w:t>Copy</w:t>
+            </w:r>
+          </w:p>
+        </w:tc>
+        <w:tc>
+          <w:tcPr>
+            <w:tcW w:type="dxa" w:w="1560"/>
+          </w:tcPr>
+          <w:p>
+            <w:r/>
+            <w:r>
+              <w:rPr>
+                <w:sz w:val="18"/>
+              </w:rPr>
+              <w:t>Relation</w:t>
+            </w:r>
+          </w:p>
+        </w:tc>
+        <w:tc>
+          <w:tcPr>
+            <w:tcW w:type="dxa" w:w="1560"/>
+          </w:tcPr>
+          <w:p>
+            <w:r/>
+            <w:r>
+              <w:rPr>
+                <w:sz w:val="18"/>
+              </w:rPr>
+              <w:t>stg_Product_TPA</w:t>
+            </w:r>
+          </w:p>
+        </w:tc>
+        <w:tc>
+          <w:tcPr>
+            <w:tcW w:type="dxa" w:w="1560"/>
+          </w:tcPr>
+          <w:p>
+            <w:r/>
+            <w:r>
+              <w:rPr>
+                <w:sz w:val="18"/>
+              </w:rPr>
+              <w:t>CASE_PACK</w:t>
+            </w:r>
+          </w:p>
+        </w:tc>
+      </w:tr>
+      <w:tr>
+        <w:tc>
+          <w:tcPr>
+            <w:tcW w:type="dxa" w:w="1560"/>
+          </w:tcPr>
+          <w:p>
+            <w:r/>
+            <w:r>
+              <w:rPr>
+                <w:sz w:val="18"/>
+              </w:rPr>
+              <w:t>UPCTPA.csv</w:t>
+            </w:r>
+          </w:p>
+        </w:tc>
+        <w:tc>
+          <w:tcPr>
+            <w:tcW w:type="dxa" w:w="1560"/>
+          </w:tcPr>
+          <w:p>
+            <w:r/>
+            <w:r>
+              <w:rPr>
+                <w:sz w:val="18"/>
+              </w:rPr>
+              <w:t>NITEM</w:t>
+            </w:r>
+          </w:p>
+        </w:tc>
+        <w:tc>
+          <w:tcPr>
+            <w:tcW w:type="dxa" w:w="1560"/>
+          </w:tcPr>
+          <w:p>
+            <w:r/>
+            <w:r>
+              <w:rPr>
+                <w:sz w:val="18"/>
+              </w:rPr>
+              <w:t>Copy</w:t>
+            </w:r>
+          </w:p>
+        </w:tc>
+        <w:tc>
+          <w:tcPr>
+            <w:tcW w:type="dxa" w:w="1560"/>
+          </w:tcPr>
+          <w:p>
+            <w:r/>
+            <w:r>
+              <w:rPr>
+                <w:sz w:val="18"/>
+              </w:rPr>
+              <w:t>Relation</w:t>
+            </w:r>
+          </w:p>
+        </w:tc>
+        <w:tc>
+          <w:tcPr>
+            <w:tcW w:type="dxa" w:w="1560"/>
+          </w:tcPr>
+          <w:p>
+            <w:r/>
+            <w:r>
+              <w:rPr>
+                <w:sz w:val="18"/>
+              </w:rPr>
+              <w:t>stg_Product_TPA</w:t>
+            </w:r>
+          </w:p>
+        </w:tc>
+        <w:tc>
+          <w:tcPr>
+            <w:tcW w:type="dxa" w:w="1560"/>
+          </w:tcPr>
+          <w:p>
+            <w:r/>
+            <w:r>
+              <w:rPr>
+                <w:sz w:val="18"/>
+              </w:rPr>
+              <w:t>NITEM</w:t>
+            </w:r>
+          </w:p>
+        </w:tc>
+      </w:tr>
+      <w:tr>
+        <w:tc>
+          <w:tcPr>
+            <w:tcW w:type="dxa" w:w="1560"/>
+          </w:tcPr>
+          <w:p>
+            <w:r/>
+            <w:r>
+              <w:rPr>
+                <w:sz w:val="18"/>
+              </w:rPr>
+              <w:t>UPCTPA.csv</w:t>
+            </w:r>
+          </w:p>
+        </w:tc>
+        <w:tc>
+          <w:tcPr>
+            <w:tcW w:type="dxa" w:w="1560"/>
+          </w:tcPr>
+          <w:p>
+            <w:r/>
+            <w:r>
+              <w:rPr>
+                <w:sz w:val="18"/>
+              </w:rPr>
+              <w:t>(filename)</w:t>
+            </w:r>
+          </w:p>
+        </w:tc>
+        <w:tc>
+          <w:tcPr>
+            <w:tcW w:type="dxa" w:w="1560"/>
+          </w:tcPr>
+          <w:p>
+            <w:r/>
+            <w:r>
+              <w:rPr>
+                <w:sz w:val="18"/>
+              </w:rPr>
+              <w:t>Derive: extract 'TPA'</w:t>
+            </w:r>
+          </w:p>
+        </w:tc>
+        <w:tc>
+          <w:tcPr>
+            <w:tcW w:type="dxa" w:w="1560"/>
+          </w:tcPr>
+          <w:p>
+            <w:r/>
+            <w:r>
+              <w:rPr>
+                <w:sz w:val="18"/>
+              </w:rPr>
+              <w:t>Relation</w:t>
+            </w:r>
+          </w:p>
+        </w:tc>
+        <w:tc>
+          <w:tcPr>
+            <w:tcW w:type="dxa" w:w="1560"/>
+          </w:tcPr>
+          <w:p>
+            <w:r/>
+            <w:r>
+              <w:rPr>
+                <w:sz w:val="18"/>
+              </w:rPr>
+              <w:t>stg_Product_TPA</w:t>
+            </w:r>
+          </w:p>
+        </w:tc>
+        <w:tc>
+          <w:tcPr>
+            <w:tcW w:type="dxa" w:w="1560"/>
+          </w:tcPr>
+          <w:p>
+            <w:r/>
+            <w:r>
+              <w:rPr>
+                <w:sz w:val="18"/>
+              </w:rPr>
+              <w:t>CATEGORY_CODE</w:t>
+            </w:r>
+          </w:p>
+        </w:tc>
+      </w:tr>
+      <w:tr>
+        <w:tc>
+          <w:tcPr>
+            <w:tcW w:type="dxa" w:w="1560"/>
+          </w:tcPr>
+          <w:p>
+            <w:r/>
+            <w:r>
+              <w:rPr>
+                <w:sz w:val="18"/>
+              </w:rPr>
+              <w:t>UPCCRA.csv</w:t>
+            </w:r>
+          </w:p>
+        </w:tc>
+        <w:tc>
+          <w:tcPr>
+            <w:tcW w:type="dxa" w:w="1560"/>
+          </w:tcPr>
+          <w:p>
+            <w:r/>
+            <w:r>
+              <w:rPr>
+                <w:sz w:val="18"/>
+              </w:rPr>
+              <w:t>COM_CODE</w:t>
+            </w:r>
+          </w:p>
+        </w:tc>
+        <w:tc>
+          <w:tcPr>
+            <w:tcW w:type="dxa" w:w="1560"/>
+          </w:tcPr>
+          <w:p>
+            <w:r/>
+            <w:r>
+              <w:rPr>
+                <w:sz w:val="18"/>
+              </w:rPr>
+              <w:t>Copy</w:t>
+            </w:r>
+          </w:p>
+        </w:tc>
+        <w:tc>
+          <w:tcPr>
+            <w:tcW w:type="dxa" w:w="1560"/>
+          </w:tcPr>
+          <w:p>
+            <w:r/>
+            <w:r>
+              <w:rPr>
+                <w:sz w:val="18"/>
+              </w:rPr>
+              <w:t>Relation</w:t>
+            </w:r>
+          </w:p>
+        </w:tc>
+        <w:tc>
+          <w:tcPr>
+            <w:tcW w:type="dxa" w:w="1560"/>
+          </w:tcPr>
+          <w:p>
+            <w:r/>
+            <w:r>
+              <w:rPr>
+                <w:sz w:val="18"/>
+              </w:rPr>
+              <w:t>stg_Product_CRA</w:t>
+            </w:r>
+          </w:p>
+        </w:tc>
+        <w:tc>
+          <w:tcPr>
+            <w:tcW w:type="dxa" w:w="1560"/>
+          </w:tcPr>
+          <w:p>
+            <w:r/>
+            <w:r>
+              <w:rPr>
+                <w:sz w:val="18"/>
+              </w:rPr>
+              <w:t>COM_CODE</w:t>
+            </w:r>
+          </w:p>
+        </w:tc>
+      </w:tr>
+      <w:tr>
+        <w:tc>
+          <w:tcPr>
+            <w:tcW w:type="dxa" w:w="1560"/>
+          </w:tcPr>
+          <w:p>
+            <w:r/>
+            <w:r>
+              <w:rPr>
+                <w:sz w:val="18"/>
+              </w:rPr>
+              <w:t>UPCCRA.csv</w:t>
+            </w:r>
+          </w:p>
+        </w:tc>
+        <w:tc>
+          <w:tcPr>
+            <w:tcW w:type="dxa" w:w="1560"/>
+          </w:tcPr>
+          <w:p>
+            <w:r/>
+            <w:r>
+              <w:rPr>
+                <w:sz w:val="18"/>
+              </w:rPr>
+              <w:t>UPC</w:t>
+            </w:r>
+          </w:p>
+        </w:tc>
+        <w:tc>
+          <w:tcPr>
+            <w:tcW w:type="dxa" w:w="1560"/>
+          </w:tcPr>
+          <w:p>
+            <w:r/>
+            <w:r>
+              <w:rPr>
+                <w:sz w:val="18"/>
+              </w:rPr>
+              <w:t>Copy</w:t>
+            </w:r>
+          </w:p>
+        </w:tc>
+        <w:tc>
+          <w:tcPr>
+            <w:tcW w:type="dxa" w:w="1560"/>
+          </w:tcPr>
+          <w:p>
+            <w:r/>
+            <w:r>
+              <w:rPr>
+                <w:sz w:val="18"/>
+              </w:rPr>
+              <w:t>Relation</w:t>
+            </w:r>
+          </w:p>
+        </w:tc>
+        <w:tc>
+          <w:tcPr>
+            <w:tcW w:type="dxa" w:w="1560"/>
+          </w:tcPr>
+          <w:p>
+            <w:r/>
+            <w:r>
+              <w:rPr>
+                <w:sz w:val="18"/>
+              </w:rPr>
+              <w:t>stg_Product_CRA</w:t>
+            </w:r>
+          </w:p>
+        </w:tc>
+        <w:tc>
+          <w:tcPr>
+            <w:tcW w:type="dxa" w:w="1560"/>
+          </w:tcPr>
+          <w:p>
+            <w:r/>
+            <w:r>
+              <w:rPr>
+                <w:sz w:val="18"/>
+              </w:rPr>
+              <w:t>UPC</w:t>
+            </w:r>
+          </w:p>
+        </w:tc>
+      </w:tr>
+      <w:tr>
+        <w:tc>
+          <w:tcPr>
+            <w:tcW w:type="dxa" w:w="1560"/>
+          </w:tcPr>
+          <w:p>
+            <w:r/>
+            <w:r>
+              <w:rPr>
+                <w:sz w:val="18"/>
+              </w:rPr>
+              <w:t>UPCCRA.csv</w:t>
+            </w:r>
+          </w:p>
+        </w:tc>
+        <w:tc>
+          <w:tcPr>
+            <w:tcW w:type="dxa" w:w="1560"/>
+          </w:tcPr>
+          <w:p>
+            <w:r/>
+            <w:r>
+              <w:rPr>
+                <w:sz w:val="18"/>
+              </w:rPr>
+              <w:t>DESCRIP</w:t>
+            </w:r>
+          </w:p>
+        </w:tc>
+        <w:tc>
+          <w:tcPr>
+            <w:tcW w:type="dxa" w:w="1560"/>
+          </w:tcPr>
+          <w:p>
+            <w:r/>
+            <w:r>
+              <w:rPr>
+                <w:sz w:val="18"/>
+              </w:rPr>
+              <w:t>Copy</w:t>
+            </w:r>
+          </w:p>
+        </w:tc>
+        <w:tc>
+          <w:tcPr>
+            <w:tcW w:type="dxa" w:w="1560"/>
+          </w:tcPr>
+          <w:p>
+            <w:r/>
+            <w:r>
+              <w:rPr>
+                <w:sz w:val="18"/>
+              </w:rPr>
+              <w:t>Relation</w:t>
+            </w:r>
+          </w:p>
+        </w:tc>
+        <w:tc>
+          <w:tcPr>
+            <w:tcW w:type="dxa" w:w="1560"/>
+          </w:tcPr>
+          <w:p>
+            <w:r/>
+            <w:r>
+              <w:rPr>
+                <w:sz w:val="18"/>
+              </w:rPr>
+              <w:t>stg_Product_CRA</w:t>
+            </w:r>
+          </w:p>
+        </w:tc>
+        <w:tc>
+          <w:tcPr>
+            <w:tcW w:type="dxa" w:w="1560"/>
+          </w:tcPr>
+          <w:p>
+            <w:r/>
+            <w:r>
+              <w:rPr>
+                <w:sz w:val="18"/>
+              </w:rPr>
+              <w:t>DESCRIP</w:t>
+            </w:r>
+          </w:p>
+        </w:tc>
+      </w:tr>
+      <w:tr>
+        <w:tc>
+          <w:tcPr>
+            <w:tcW w:type="dxa" w:w="1560"/>
+          </w:tcPr>
+          <w:p>
+            <w:r/>
+            <w:r>
+              <w:rPr>
+                <w:sz w:val="18"/>
+              </w:rPr>
+              <w:t>UPCCRA.csv</w:t>
+            </w:r>
+          </w:p>
+        </w:tc>
+        <w:tc>
+          <w:tcPr>
+            <w:tcW w:type="dxa" w:w="1560"/>
+          </w:tcPr>
+          <w:p>
+            <w:r/>
+            <w:r>
+              <w:rPr>
+                <w:sz w:val="18"/>
+              </w:rPr>
+              <w:t>SIZE</w:t>
+            </w:r>
+          </w:p>
+        </w:tc>
+        <w:tc>
+          <w:tcPr>
+            <w:tcW w:type="dxa" w:w="1560"/>
+          </w:tcPr>
+          <w:p>
+            <w:r/>
+            <w:r>
+              <w:rPr>
+                <w:sz w:val="18"/>
+              </w:rPr>
+              <w:t>Copy</w:t>
+            </w:r>
+          </w:p>
+        </w:tc>
+        <w:tc>
+          <w:tcPr>
+            <w:tcW w:type="dxa" w:w="1560"/>
+          </w:tcPr>
+          <w:p>
+            <w:r/>
+            <w:r>
+              <w:rPr>
+                <w:sz w:val="18"/>
+              </w:rPr>
+              <w:t>Relation</w:t>
+            </w:r>
+          </w:p>
+        </w:tc>
+        <w:tc>
+          <w:tcPr>
+            <w:tcW w:type="dxa" w:w="1560"/>
+          </w:tcPr>
+          <w:p>
+            <w:r/>
+            <w:r>
+              <w:rPr>
+                <w:sz w:val="18"/>
+              </w:rPr>
+              <w:t>stg_Product_CRA</w:t>
+            </w:r>
+          </w:p>
+        </w:tc>
+        <w:tc>
+          <w:tcPr>
+            <w:tcW w:type="dxa" w:w="1560"/>
+          </w:tcPr>
+          <w:p>
+            <w:r/>
+            <w:r>
+              <w:rPr>
+                <w:sz w:val="18"/>
+              </w:rPr>
+              <w:t>SIZE</w:t>
+            </w:r>
+          </w:p>
+        </w:tc>
+      </w:tr>
+      <w:tr>
+        <w:tc>
+          <w:tcPr>
+            <w:tcW w:type="dxa" w:w="1560"/>
+          </w:tcPr>
+          <w:p>
+            <w:r/>
+            <w:r>
+              <w:rPr>
+                <w:sz w:val="18"/>
+              </w:rPr>
+              <w:t>UPCCRA.csv</w:t>
+            </w:r>
+          </w:p>
+        </w:tc>
+        <w:tc>
+          <w:tcPr>
+            <w:tcW w:type="dxa" w:w="1560"/>
+          </w:tcPr>
+          <w:p>
+            <w:r/>
+            <w:r>
+              <w:rPr>
+                <w:sz w:val="18"/>
+              </w:rPr>
+              <w:t>CASE</w:t>
+            </w:r>
+          </w:p>
+        </w:tc>
+        <w:tc>
+          <w:tcPr>
+            <w:tcW w:type="dxa" w:w="1560"/>
+          </w:tcPr>
+          <w:p>
+            <w:r/>
+            <w:r>
+              <w:rPr>
+                <w:sz w:val="18"/>
+              </w:rPr>
+              <w:t>Copy</w:t>
+            </w:r>
+          </w:p>
+        </w:tc>
+        <w:tc>
+          <w:tcPr>
+            <w:tcW w:type="dxa" w:w="1560"/>
+          </w:tcPr>
+          <w:p>
+            <w:r/>
+            <w:r>
+              <w:rPr>
+                <w:sz w:val="18"/>
+              </w:rPr>
+              <w:t>Relation</w:t>
+            </w:r>
+          </w:p>
+        </w:tc>
+        <w:tc>
+          <w:tcPr>
+            <w:tcW w:type="dxa" w:w="1560"/>
+          </w:tcPr>
+          <w:p>
+            <w:r/>
+            <w:r>
+              <w:rPr>
+                <w:sz w:val="18"/>
+              </w:rPr>
+              <w:t>stg_Product_CRA</w:t>
+            </w:r>
+          </w:p>
+        </w:tc>
+        <w:tc>
+          <w:tcPr>
+            <w:tcW w:type="dxa" w:w="1560"/>
+          </w:tcPr>
+          <w:p>
+            <w:r/>
+            <w:r>
+              <w:rPr>
+                <w:sz w:val="18"/>
+              </w:rPr>
+              <w:t>CASE_PACK</w:t>
+            </w:r>
+          </w:p>
+        </w:tc>
+      </w:tr>
+      <w:tr>
+        <w:tc>
+          <w:tcPr>
+            <w:tcW w:type="dxa" w:w="1560"/>
+          </w:tcPr>
+          <w:p>
+            <w:r/>
+            <w:r>
+              <w:rPr>
+                <w:sz w:val="18"/>
+              </w:rPr>
+              <w:t>UPCCRA.csv</w:t>
+            </w:r>
+          </w:p>
+        </w:tc>
+        <w:tc>
+          <w:tcPr>
+            <w:tcW w:type="dxa" w:w="1560"/>
+          </w:tcPr>
+          <w:p>
+            <w:r/>
+            <w:r>
+              <w:rPr>
+                <w:sz w:val="18"/>
+              </w:rPr>
+              <w:t>NITEM</w:t>
+            </w:r>
+          </w:p>
+        </w:tc>
+        <w:tc>
+          <w:tcPr>
+            <w:tcW w:type="dxa" w:w="1560"/>
+          </w:tcPr>
+          <w:p>
+            <w:r/>
+            <w:r>
+              <w:rPr>
+                <w:sz w:val="18"/>
+              </w:rPr>
+              <w:t>Copy</w:t>
+            </w:r>
+          </w:p>
+        </w:tc>
+        <w:tc>
+          <w:tcPr>
+            <w:tcW w:type="dxa" w:w="1560"/>
+          </w:tcPr>
+          <w:p>
+            <w:r/>
+            <w:r>
+              <w:rPr>
+                <w:sz w:val="18"/>
+              </w:rPr>
+              <w:t>Relation</w:t>
+            </w:r>
+          </w:p>
+        </w:tc>
+        <w:tc>
+          <w:tcPr>
+            <w:tcW w:type="dxa" w:w="1560"/>
+          </w:tcPr>
+          <w:p>
+            <w:r/>
+            <w:r>
+              <w:rPr>
+                <w:sz w:val="18"/>
+              </w:rPr>
+              <w:t>stg_Product_CRA</w:t>
+            </w:r>
+          </w:p>
+        </w:tc>
+        <w:tc>
+          <w:tcPr>
+            <w:tcW w:type="dxa" w:w="1560"/>
+          </w:tcPr>
+          <w:p>
+            <w:r/>
+            <w:r>
+              <w:rPr>
+                <w:sz w:val="18"/>
+              </w:rPr>
+              <w:t>NITEM</w:t>
+            </w:r>
+          </w:p>
+        </w:tc>
+      </w:tr>
+      <w:tr>
+        <w:tc>
+          <w:tcPr>
+            <w:tcW w:type="dxa" w:w="1560"/>
+          </w:tcPr>
+          <w:p>
+            <w:r/>
+            <w:r>
+              <w:rPr>
+                <w:sz w:val="18"/>
+              </w:rPr>
+              <w:t>UPCCRA.csv</w:t>
+            </w:r>
+          </w:p>
+        </w:tc>
+        <w:tc>
+          <w:tcPr>
+            <w:tcW w:type="dxa" w:w="1560"/>
+          </w:tcPr>
+          <w:p>
+            <w:r/>
+            <w:r>
+              <w:rPr>
+                <w:sz w:val="18"/>
+              </w:rPr>
+              <w:t>(filename)</w:t>
+            </w:r>
+          </w:p>
+        </w:tc>
+        <w:tc>
+          <w:tcPr>
+            <w:tcW w:type="dxa" w:w="1560"/>
+          </w:tcPr>
+          <w:p>
+            <w:r/>
+            <w:r>
+              <w:rPr>
+                <w:sz w:val="18"/>
+              </w:rPr>
+              <w:t>Derive: extract 'CRA'</w:t>
+            </w:r>
+          </w:p>
+        </w:tc>
+        <w:tc>
+          <w:tcPr>
+            <w:tcW w:type="dxa" w:w="1560"/>
+          </w:tcPr>
+          <w:p>
+            <w:r/>
+            <w:r>
+              <w:rPr>
+                <w:sz w:val="18"/>
+              </w:rPr>
+              <w:t>Relation</w:t>
+            </w:r>
+          </w:p>
+        </w:tc>
+        <w:tc>
+          <w:tcPr>
+            <w:tcW w:type="dxa" w:w="1560"/>
+          </w:tcPr>
+          <w:p>
+            <w:r/>
+            <w:r>
+              <w:rPr>
+                <w:sz w:val="18"/>
+              </w:rPr>
+              <w:t>stg_Product_CRA</w:t>
+            </w:r>
+          </w:p>
+        </w:tc>
+        <w:tc>
+          <w:tcPr>
+            <w:tcW w:type="dxa" w:w="1560"/>
+          </w:tcPr>
+          <w:p>
+            <w:r/>
+            <w:r>
+              <w:rPr>
+                <w:sz w:val="18"/>
+              </w:rPr>
+              <w:t>CATEGORY_CODE</w:t>
+            </w:r>
+          </w:p>
+        </w:tc>
+      </w:tr>
+      <w:tr>
+        <w:tc>
+          <w:tcPr>
+            <w:tcW w:type="dxa" w:w="1560"/>
+          </w:tcPr>
+          <w:p>
+            <w:r/>
+            <w:r>
+              <w:rPr>
+                <w:sz w:val="18"/>
+              </w:rPr>
               <w:t>DEMO.csv</w:t>
             </w:r>
           </w:p>
@@ -11099,7 +14281,7 @@
               <w:rPr>
                 <w:sz w:val="18"/>
               </w:rPr>
-              <w:t>EDUC, POVERTY, HSIZEAVG, ETHNIC, DENSITY, AGE9, AGE60, WORKWOM</w:t>
+              <w:t>STORE</w:t>
             </w:r>
           </w:p>
         </w:tc>
@@ -11155,7 +14337,1297 @@
               <w:rPr>
                 <w:sz w:val="18"/>
               </w:rPr>
-              <w:t>(same names)</w:t>
+              <w:t>STORE</w:t>
+            </w:r>
+          </w:p>
+        </w:tc>
+      </w:tr>
+      <w:tr>
+        <w:tc>
+          <w:tcPr>
+            <w:tcW w:type="dxa" w:w="1560"/>
+          </w:tcPr>
+          <w:p>
+            <w:r/>
+            <w:r>
+              <w:rPr>
+                <w:sz w:val="18"/>
+              </w:rPr>
+              <w:t>DEMO.csv</w:t>
+            </w:r>
+          </w:p>
+        </w:tc>
+        <w:tc>
+          <w:tcPr>
+            <w:tcW w:type="dxa" w:w="1560"/>
+          </w:tcPr>
+          <w:p>
+            <w:r/>
+            <w:r>
+              <w:rPr>
+                <w:sz w:val="18"/>
+              </w:rPr>
+              <w:t>NAME</w:t>
+            </w:r>
+          </w:p>
+        </w:tc>
+        <w:tc>
+          <w:tcPr>
+            <w:tcW w:type="dxa" w:w="1560"/>
+          </w:tcPr>
+          <w:p>
+            <w:r/>
+            <w:r>
+              <w:rPr>
+                <w:sz w:val="18"/>
+              </w:rPr>
+              <w:t>Copy</w:t>
+            </w:r>
+          </w:p>
+        </w:tc>
+        <w:tc>
+          <w:tcPr>
+            <w:tcW w:type="dxa" w:w="1560"/>
+          </w:tcPr>
+          <w:p>
+            <w:r/>
+            <w:r>
+              <w:rPr>
+                <w:sz w:val="18"/>
+              </w:rPr>
+              <w:t>Relation</w:t>
+            </w:r>
+          </w:p>
+        </w:tc>
+        <w:tc>
+          <w:tcPr>
+            <w:tcW w:type="dxa" w:w="1560"/>
+          </w:tcPr>
+          <w:p>
+            <w:r/>
+            <w:r>
+              <w:rPr>
+                <w:sz w:val="18"/>
+              </w:rPr>
+              <w:t>stg_Store</w:t>
+            </w:r>
+          </w:p>
+        </w:tc>
+        <w:tc>
+          <w:tcPr>
+            <w:tcW w:type="dxa" w:w="1560"/>
+          </w:tcPr>
+          <w:p>
+            <w:r/>
+            <w:r>
+              <w:rPr>
+                <w:sz w:val="18"/>
+              </w:rPr>
+              <w:t>NAME</w:t>
+            </w:r>
+          </w:p>
+        </w:tc>
+      </w:tr>
+      <w:tr>
+        <w:tc>
+          <w:tcPr>
+            <w:tcW w:type="dxa" w:w="1560"/>
+          </w:tcPr>
+          <w:p>
+            <w:r/>
+            <w:r>
+              <w:rPr>
+                <w:sz w:val="18"/>
+              </w:rPr>
+              <w:t>DEMO.csv</w:t>
+            </w:r>
+          </w:p>
+        </w:tc>
+        <w:tc>
+          <w:tcPr>
+            <w:tcW w:type="dxa" w:w="1560"/>
+          </w:tcPr>
+          <w:p>
+            <w:r/>
+            <w:r>
+              <w:rPr>
+                <w:sz w:val="18"/>
+              </w:rPr>
+              <w:t>CITY</w:t>
+            </w:r>
+          </w:p>
+        </w:tc>
+        <w:tc>
+          <w:tcPr>
+            <w:tcW w:type="dxa" w:w="1560"/>
+          </w:tcPr>
+          <w:p>
+            <w:r/>
+            <w:r>
+              <w:rPr>
+                <w:sz w:val="18"/>
+              </w:rPr>
+              <w:t>Copy</w:t>
+            </w:r>
+          </w:p>
+        </w:tc>
+        <w:tc>
+          <w:tcPr>
+            <w:tcW w:type="dxa" w:w="1560"/>
+          </w:tcPr>
+          <w:p>
+            <w:r/>
+            <w:r>
+              <w:rPr>
+                <w:sz w:val="18"/>
+              </w:rPr>
+              <w:t>Relation</w:t>
+            </w:r>
+          </w:p>
+        </w:tc>
+        <w:tc>
+          <w:tcPr>
+            <w:tcW w:type="dxa" w:w="1560"/>
+          </w:tcPr>
+          <w:p>
+            <w:r/>
+            <w:r>
+              <w:rPr>
+                <w:sz w:val="18"/>
+              </w:rPr>
+              <w:t>stg_Store</w:t>
+            </w:r>
+          </w:p>
+        </w:tc>
+        <w:tc>
+          <w:tcPr>
+            <w:tcW w:type="dxa" w:w="1560"/>
+          </w:tcPr>
+          <w:p>
+            <w:r/>
+            <w:r>
+              <w:rPr>
+                <w:sz w:val="18"/>
+              </w:rPr>
+              <w:t>CITY</w:t>
+            </w:r>
+          </w:p>
+        </w:tc>
+      </w:tr>
+      <w:tr>
+        <w:tc>
+          <w:tcPr>
+            <w:tcW w:type="dxa" w:w="1560"/>
+          </w:tcPr>
+          <w:p>
+            <w:r/>
+            <w:r>
+              <w:rPr>
+                <w:sz w:val="18"/>
+              </w:rPr>
+              <w:t>DEMO.csv</w:t>
+            </w:r>
+          </w:p>
+        </w:tc>
+        <w:tc>
+          <w:tcPr>
+            <w:tcW w:type="dxa" w:w="1560"/>
+          </w:tcPr>
+          <w:p>
+            <w:r/>
+            <w:r>
+              <w:rPr>
+                <w:sz w:val="18"/>
+              </w:rPr>
+              <w:t>ZIP</w:t>
+            </w:r>
+          </w:p>
+        </w:tc>
+        <w:tc>
+          <w:tcPr>
+            <w:tcW w:type="dxa" w:w="1560"/>
+          </w:tcPr>
+          <w:p>
+            <w:r/>
+            <w:r>
+              <w:rPr>
+                <w:sz w:val="18"/>
+              </w:rPr>
+              <w:t>Copy</w:t>
+            </w:r>
+          </w:p>
+        </w:tc>
+        <w:tc>
+          <w:tcPr>
+            <w:tcW w:type="dxa" w:w="1560"/>
+          </w:tcPr>
+          <w:p>
+            <w:r/>
+            <w:r>
+              <w:rPr>
+                <w:sz w:val="18"/>
+              </w:rPr>
+              <w:t>Relation</w:t>
+            </w:r>
+          </w:p>
+        </w:tc>
+        <w:tc>
+          <w:tcPr>
+            <w:tcW w:type="dxa" w:w="1560"/>
+          </w:tcPr>
+          <w:p>
+            <w:r/>
+            <w:r>
+              <w:rPr>
+                <w:sz w:val="18"/>
+              </w:rPr>
+              <w:t>stg_Store</w:t>
+            </w:r>
+          </w:p>
+        </w:tc>
+        <w:tc>
+          <w:tcPr>
+            <w:tcW w:type="dxa" w:w="1560"/>
+          </w:tcPr>
+          <w:p>
+            <w:r/>
+            <w:r>
+              <w:rPr>
+                <w:sz w:val="18"/>
+              </w:rPr>
+              <w:t>ZIP</w:t>
+            </w:r>
+          </w:p>
+        </w:tc>
+      </w:tr>
+      <w:tr>
+        <w:tc>
+          <w:tcPr>
+            <w:tcW w:type="dxa" w:w="1560"/>
+          </w:tcPr>
+          <w:p>
+            <w:r/>
+            <w:r>
+              <w:rPr>
+                <w:sz w:val="18"/>
+              </w:rPr>
+              <w:t>DEMO.csv</w:t>
+            </w:r>
+          </w:p>
+        </w:tc>
+        <w:tc>
+          <w:tcPr>
+            <w:tcW w:type="dxa" w:w="1560"/>
+          </w:tcPr>
+          <w:p>
+            <w:r/>
+            <w:r>
+              <w:rPr>
+                <w:sz w:val="18"/>
+              </w:rPr>
+              <w:t>ZONE</w:t>
+            </w:r>
+          </w:p>
+        </w:tc>
+        <w:tc>
+          <w:tcPr>
+            <w:tcW w:type="dxa" w:w="1560"/>
+          </w:tcPr>
+          <w:p>
+            <w:r/>
+            <w:r>
+              <w:rPr>
+                <w:sz w:val="18"/>
+              </w:rPr>
+              <w:t>Copy</w:t>
+            </w:r>
+          </w:p>
+        </w:tc>
+        <w:tc>
+          <w:tcPr>
+            <w:tcW w:type="dxa" w:w="1560"/>
+          </w:tcPr>
+          <w:p>
+            <w:r/>
+            <w:r>
+              <w:rPr>
+                <w:sz w:val="18"/>
+              </w:rPr>
+              <w:t>Relation</w:t>
+            </w:r>
+          </w:p>
+        </w:tc>
+        <w:tc>
+          <w:tcPr>
+            <w:tcW w:type="dxa" w:w="1560"/>
+          </w:tcPr>
+          <w:p>
+            <w:r/>
+            <w:r>
+              <w:rPr>
+                <w:sz w:val="18"/>
+              </w:rPr>
+              <w:t>stg_Store</w:t>
+            </w:r>
+          </w:p>
+        </w:tc>
+        <w:tc>
+          <w:tcPr>
+            <w:tcW w:type="dxa" w:w="1560"/>
+          </w:tcPr>
+          <w:p>
+            <w:r/>
+            <w:r>
+              <w:rPr>
+                <w:sz w:val="18"/>
+              </w:rPr>
+              <w:t>ZONE</w:t>
+            </w:r>
+          </w:p>
+        </w:tc>
+      </w:tr>
+      <w:tr>
+        <w:tc>
+          <w:tcPr>
+            <w:tcW w:type="dxa" w:w="1560"/>
+          </w:tcPr>
+          <w:p>
+            <w:r/>
+            <w:r>
+              <w:rPr>
+                <w:sz w:val="18"/>
+              </w:rPr>
+              <w:t>DEMO.csv</w:t>
+            </w:r>
+          </w:p>
+        </w:tc>
+        <w:tc>
+          <w:tcPr>
+            <w:tcW w:type="dxa" w:w="1560"/>
+          </w:tcPr>
+          <w:p>
+            <w:r/>
+            <w:r>
+              <w:rPr>
+                <w:sz w:val="18"/>
+              </w:rPr>
+              <w:t>URBAN</w:t>
+            </w:r>
+          </w:p>
+        </w:tc>
+        <w:tc>
+          <w:tcPr>
+            <w:tcW w:type="dxa" w:w="1560"/>
+          </w:tcPr>
+          <w:p>
+            <w:r/>
+            <w:r>
+              <w:rPr>
+                <w:sz w:val="18"/>
+              </w:rPr>
+              <w:t>Copy</w:t>
+            </w:r>
+          </w:p>
+        </w:tc>
+        <w:tc>
+          <w:tcPr>
+            <w:tcW w:type="dxa" w:w="1560"/>
+          </w:tcPr>
+          <w:p>
+            <w:r/>
+            <w:r>
+              <w:rPr>
+                <w:sz w:val="18"/>
+              </w:rPr>
+              <w:t>Relation</w:t>
+            </w:r>
+          </w:p>
+        </w:tc>
+        <w:tc>
+          <w:tcPr>
+            <w:tcW w:type="dxa" w:w="1560"/>
+          </w:tcPr>
+          <w:p>
+            <w:r/>
+            <w:r>
+              <w:rPr>
+                <w:sz w:val="18"/>
+              </w:rPr>
+              <w:t>stg_Store</w:t>
+            </w:r>
+          </w:p>
+        </w:tc>
+        <w:tc>
+          <w:tcPr>
+            <w:tcW w:type="dxa" w:w="1560"/>
+          </w:tcPr>
+          <w:p>
+            <w:r/>
+            <w:r>
+              <w:rPr>
+                <w:sz w:val="18"/>
+              </w:rPr>
+              <w:t>URBAN</w:t>
+            </w:r>
+          </w:p>
+        </w:tc>
+      </w:tr>
+      <w:tr>
+        <w:tc>
+          <w:tcPr>
+            <w:tcW w:type="dxa" w:w="1560"/>
+          </w:tcPr>
+          <w:p>
+            <w:r/>
+            <w:r>
+              <w:rPr>
+                <w:sz w:val="18"/>
+              </w:rPr>
+              <w:t>DEMO.csv</w:t>
+            </w:r>
+          </w:p>
+        </w:tc>
+        <w:tc>
+          <w:tcPr>
+            <w:tcW w:type="dxa" w:w="1560"/>
+          </w:tcPr>
+          <w:p>
+            <w:r/>
+            <w:r>
+              <w:rPr>
+                <w:sz w:val="18"/>
+              </w:rPr>
+              <w:t>WEEKVOL</w:t>
+            </w:r>
+          </w:p>
+        </w:tc>
+        <w:tc>
+          <w:tcPr>
+            <w:tcW w:type="dxa" w:w="1560"/>
+          </w:tcPr>
+          <w:p>
+            <w:r/>
+            <w:r>
+              <w:rPr>
+                <w:sz w:val="18"/>
+              </w:rPr>
+              <w:t>Copy</w:t>
+            </w:r>
+          </w:p>
+        </w:tc>
+        <w:tc>
+          <w:tcPr>
+            <w:tcW w:type="dxa" w:w="1560"/>
+          </w:tcPr>
+          <w:p>
+            <w:r/>
+            <w:r>
+              <w:rPr>
+                <w:sz w:val="18"/>
+              </w:rPr>
+              <w:t>Relation</w:t>
+            </w:r>
+          </w:p>
+        </w:tc>
+        <w:tc>
+          <w:tcPr>
+            <w:tcW w:type="dxa" w:w="1560"/>
+          </w:tcPr>
+          <w:p>
+            <w:r/>
+            <w:r>
+              <w:rPr>
+                <w:sz w:val="18"/>
+              </w:rPr>
+              <w:t>stg_Store</w:t>
+            </w:r>
+          </w:p>
+        </w:tc>
+        <w:tc>
+          <w:tcPr>
+            <w:tcW w:type="dxa" w:w="1560"/>
+          </w:tcPr>
+          <w:p>
+            <w:r/>
+            <w:r>
+              <w:rPr>
+                <w:sz w:val="18"/>
+              </w:rPr>
+              <w:t>WEEKVOL</w:t>
+            </w:r>
+          </w:p>
+        </w:tc>
+      </w:tr>
+      <w:tr>
+        <w:tc>
+          <w:tcPr>
+            <w:tcW w:type="dxa" w:w="1560"/>
+          </w:tcPr>
+          <w:p>
+            <w:r/>
+            <w:r>
+              <w:rPr>
+                <w:sz w:val="18"/>
+              </w:rPr>
+              <w:t>DEMO.csv</w:t>
+            </w:r>
+          </w:p>
+        </w:tc>
+        <w:tc>
+          <w:tcPr>
+            <w:tcW w:type="dxa" w:w="1560"/>
+          </w:tcPr>
+          <w:p>
+            <w:r/>
+            <w:r>
+              <w:rPr>
+                <w:sz w:val="18"/>
+              </w:rPr>
+              <w:t>INCOME</w:t>
+            </w:r>
+          </w:p>
+        </w:tc>
+        <w:tc>
+          <w:tcPr>
+            <w:tcW w:type="dxa" w:w="1560"/>
+          </w:tcPr>
+          <w:p>
+            <w:r/>
+            <w:r>
+              <w:rPr>
+                <w:sz w:val="18"/>
+              </w:rPr>
+              <w:t>Copy</w:t>
+            </w:r>
+          </w:p>
+        </w:tc>
+        <w:tc>
+          <w:tcPr>
+            <w:tcW w:type="dxa" w:w="1560"/>
+          </w:tcPr>
+          <w:p>
+            <w:r/>
+            <w:r>
+              <w:rPr>
+                <w:sz w:val="18"/>
+              </w:rPr>
+              <w:t>Relation</w:t>
+            </w:r>
+          </w:p>
+        </w:tc>
+        <w:tc>
+          <w:tcPr>
+            <w:tcW w:type="dxa" w:w="1560"/>
+          </w:tcPr>
+          <w:p>
+            <w:r/>
+            <w:r>
+              <w:rPr>
+                <w:sz w:val="18"/>
+              </w:rPr>
+              <w:t>stg_Store</w:t>
+            </w:r>
+          </w:p>
+        </w:tc>
+        <w:tc>
+          <w:tcPr>
+            <w:tcW w:type="dxa" w:w="1560"/>
+          </w:tcPr>
+          <w:p>
+            <w:r/>
+            <w:r>
+              <w:rPr>
+                <w:sz w:val="18"/>
+              </w:rPr>
+              <w:t>INCOME</w:t>
+            </w:r>
+          </w:p>
+        </w:tc>
+      </w:tr>
+      <w:tr>
+        <w:tc>
+          <w:tcPr>
+            <w:tcW w:type="dxa" w:w="1560"/>
+          </w:tcPr>
+          <w:p>
+            <w:r/>
+            <w:r>
+              <w:rPr>
+                <w:sz w:val="18"/>
+              </w:rPr>
+              <w:t>DEMO.csv</w:t>
+            </w:r>
+          </w:p>
+        </w:tc>
+        <w:tc>
+          <w:tcPr>
+            <w:tcW w:type="dxa" w:w="1560"/>
+          </w:tcPr>
+          <w:p>
+            <w:r/>
+            <w:r>
+              <w:rPr>
+                <w:sz w:val="18"/>
+              </w:rPr>
+              <w:t>EDUC</w:t>
+            </w:r>
+          </w:p>
+        </w:tc>
+        <w:tc>
+          <w:tcPr>
+            <w:tcW w:type="dxa" w:w="1560"/>
+          </w:tcPr>
+          <w:p>
+            <w:r/>
+            <w:r>
+              <w:rPr>
+                <w:sz w:val="18"/>
+              </w:rPr>
+              <w:t>Copy</w:t>
+            </w:r>
+          </w:p>
+        </w:tc>
+        <w:tc>
+          <w:tcPr>
+            <w:tcW w:type="dxa" w:w="1560"/>
+          </w:tcPr>
+          <w:p>
+            <w:r/>
+            <w:r>
+              <w:rPr>
+                <w:sz w:val="18"/>
+              </w:rPr>
+              <w:t>Relation</w:t>
+            </w:r>
+          </w:p>
+        </w:tc>
+        <w:tc>
+          <w:tcPr>
+            <w:tcW w:type="dxa" w:w="1560"/>
+          </w:tcPr>
+          <w:p>
+            <w:r/>
+            <w:r>
+              <w:rPr>
+                <w:sz w:val="18"/>
+              </w:rPr>
+              <w:t>stg_Store</w:t>
+            </w:r>
+          </w:p>
+        </w:tc>
+        <w:tc>
+          <w:tcPr>
+            <w:tcW w:type="dxa" w:w="1560"/>
+          </w:tcPr>
+          <w:p>
+            <w:r/>
+            <w:r>
+              <w:rPr>
+                <w:sz w:val="18"/>
+              </w:rPr>
+              <w:t>EDUC</w:t>
+            </w:r>
+          </w:p>
+        </w:tc>
+      </w:tr>
+      <w:tr>
+        <w:tc>
+          <w:tcPr>
+            <w:tcW w:type="dxa" w:w="1560"/>
+          </w:tcPr>
+          <w:p>
+            <w:r/>
+            <w:r>
+              <w:rPr>
+                <w:sz w:val="18"/>
+              </w:rPr>
+              <w:t>DEMO.csv</w:t>
+            </w:r>
+          </w:p>
+        </w:tc>
+        <w:tc>
+          <w:tcPr>
+            <w:tcW w:type="dxa" w:w="1560"/>
+          </w:tcPr>
+          <w:p>
+            <w:r/>
+            <w:r>
+              <w:rPr>
+                <w:sz w:val="18"/>
+              </w:rPr>
+              <w:t>POVERTY</w:t>
+            </w:r>
+          </w:p>
+        </w:tc>
+        <w:tc>
+          <w:tcPr>
+            <w:tcW w:type="dxa" w:w="1560"/>
+          </w:tcPr>
+          <w:p>
+            <w:r/>
+            <w:r>
+              <w:rPr>
+                <w:sz w:val="18"/>
+              </w:rPr>
+              <w:t>Copy</w:t>
+            </w:r>
+          </w:p>
+        </w:tc>
+        <w:tc>
+          <w:tcPr>
+            <w:tcW w:type="dxa" w:w="1560"/>
+          </w:tcPr>
+          <w:p>
+            <w:r/>
+            <w:r>
+              <w:rPr>
+                <w:sz w:val="18"/>
+              </w:rPr>
+              <w:t>Relation</w:t>
+            </w:r>
+          </w:p>
+        </w:tc>
+        <w:tc>
+          <w:tcPr>
+            <w:tcW w:type="dxa" w:w="1560"/>
+          </w:tcPr>
+          <w:p>
+            <w:r/>
+            <w:r>
+              <w:rPr>
+                <w:sz w:val="18"/>
+              </w:rPr>
+              <w:t>stg_Store</w:t>
+            </w:r>
+          </w:p>
+        </w:tc>
+        <w:tc>
+          <w:tcPr>
+            <w:tcW w:type="dxa" w:w="1560"/>
+          </w:tcPr>
+          <w:p>
+            <w:r/>
+            <w:r>
+              <w:rPr>
+                <w:sz w:val="18"/>
+              </w:rPr>
+              <w:t>POVERTY</w:t>
+            </w:r>
+          </w:p>
+        </w:tc>
+      </w:tr>
+      <w:tr>
+        <w:tc>
+          <w:tcPr>
+            <w:tcW w:type="dxa" w:w="1560"/>
+          </w:tcPr>
+          <w:p>
+            <w:r/>
+            <w:r>
+              <w:rPr>
+                <w:sz w:val="18"/>
+              </w:rPr>
+              <w:t>DEMO.csv</w:t>
+            </w:r>
+          </w:p>
+        </w:tc>
+        <w:tc>
+          <w:tcPr>
+            <w:tcW w:type="dxa" w:w="1560"/>
+          </w:tcPr>
+          <w:p>
+            <w:r/>
+            <w:r>
+              <w:rPr>
+                <w:sz w:val="18"/>
+              </w:rPr>
+              <w:t>HSIZEAVG</w:t>
+            </w:r>
+          </w:p>
+        </w:tc>
+        <w:tc>
+          <w:tcPr>
+            <w:tcW w:type="dxa" w:w="1560"/>
+          </w:tcPr>
+          <w:p>
+            <w:r/>
+            <w:r>
+              <w:rPr>
+                <w:sz w:val="18"/>
+              </w:rPr>
+              <w:t>Copy</w:t>
+            </w:r>
+          </w:p>
+        </w:tc>
+        <w:tc>
+          <w:tcPr>
+            <w:tcW w:type="dxa" w:w="1560"/>
+          </w:tcPr>
+          <w:p>
+            <w:r/>
+            <w:r>
+              <w:rPr>
+                <w:sz w:val="18"/>
+              </w:rPr>
+              <w:t>Relation</w:t>
+            </w:r>
+          </w:p>
+        </w:tc>
+        <w:tc>
+          <w:tcPr>
+            <w:tcW w:type="dxa" w:w="1560"/>
+          </w:tcPr>
+          <w:p>
+            <w:r/>
+            <w:r>
+              <w:rPr>
+                <w:sz w:val="18"/>
+              </w:rPr>
+              <w:t>stg_Store</w:t>
+            </w:r>
+          </w:p>
+        </w:tc>
+        <w:tc>
+          <w:tcPr>
+            <w:tcW w:type="dxa" w:w="1560"/>
+          </w:tcPr>
+          <w:p>
+            <w:r/>
+            <w:r>
+              <w:rPr>
+                <w:sz w:val="18"/>
+              </w:rPr>
+              <w:t>HSIZEAVG</w:t>
+            </w:r>
+          </w:p>
+        </w:tc>
+      </w:tr>
+      <w:tr>
+        <w:tc>
+          <w:tcPr>
+            <w:tcW w:type="dxa" w:w="1560"/>
+          </w:tcPr>
+          <w:p>
+            <w:r/>
+            <w:r>
+              <w:rPr>
+                <w:sz w:val="18"/>
+              </w:rPr>
+              <w:t>DEMO.csv</w:t>
+            </w:r>
+          </w:p>
+        </w:tc>
+        <w:tc>
+          <w:tcPr>
+            <w:tcW w:type="dxa" w:w="1560"/>
+          </w:tcPr>
+          <w:p>
+            <w:r/>
+            <w:r>
+              <w:rPr>
+                <w:sz w:val="18"/>
+              </w:rPr>
+              <w:t>ETHNIC</w:t>
+            </w:r>
+          </w:p>
+        </w:tc>
+        <w:tc>
+          <w:tcPr>
+            <w:tcW w:type="dxa" w:w="1560"/>
+          </w:tcPr>
+          <w:p>
+            <w:r/>
+            <w:r>
+              <w:rPr>
+                <w:sz w:val="18"/>
+              </w:rPr>
+              <w:t>Copy</w:t>
+            </w:r>
+          </w:p>
+        </w:tc>
+        <w:tc>
+          <w:tcPr>
+            <w:tcW w:type="dxa" w:w="1560"/>
+          </w:tcPr>
+          <w:p>
+            <w:r/>
+            <w:r>
+              <w:rPr>
+                <w:sz w:val="18"/>
+              </w:rPr>
+              <w:t>Relation</w:t>
+            </w:r>
+          </w:p>
+        </w:tc>
+        <w:tc>
+          <w:tcPr>
+            <w:tcW w:type="dxa" w:w="1560"/>
+          </w:tcPr>
+          <w:p>
+            <w:r/>
+            <w:r>
+              <w:rPr>
+                <w:sz w:val="18"/>
+              </w:rPr>
+              <w:t>stg_Store</w:t>
+            </w:r>
+          </w:p>
+        </w:tc>
+        <w:tc>
+          <w:tcPr>
+            <w:tcW w:type="dxa" w:w="1560"/>
+          </w:tcPr>
+          <w:p>
+            <w:r/>
+            <w:r>
+              <w:rPr>
+                <w:sz w:val="18"/>
+              </w:rPr>
+              <w:t>ETHNIC</w:t>
+            </w:r>
+          </w:p>
+        </w:tc>
+      </w:tr>
+      <w:tr>
+        <w:tc>
+          <w:tcPr>
+            <w:tcW w:type="dxa" w:w="1560"/>
+          </w:tcPr>
+          <w:p>
+            <w:r/>
+            <w:r>
+              <w:rPr>
+                <w:sz w:val="18"/>
+              </w:rPr>
+              <w:t>DEMO.csv</w:t>
+            </w:r>
+          </w:p>
+        </w:tc>
+        <w:tc>
+          <w:tcPr>
+            <w:tcW w:type="dxa" w:w="1560"/>
+          </w:tcPr>
+          <w:p>
+            <w:r/>
+            <w:r>
+              <w:rPr>
+                <w:sz w:val="18"/>
+              </w:rPr>
+              <w:t>DENSITY</w:t>
+            </w:r>
+          </w:p>
+        </w:tc>
+        <w:tc>
+          <w:tcPr>
+            <w:tcW w:type="dxa" w:w="1560"/>
+          </w:tcPr>
+          <w:p>
+            <w:r/>
+            <w:r>
+              <w:rPr>
+                <w:sz w:val="18"/>
+              </w:rPr>
+              <w:t>Copy</w:t>
+            </w:r>
+          </w:p>
+        </w:tc>
+        <w:tc>
+          <w:tcPr>
+            <w:tcW w:type="dxa" w:w="1560"/>
+          </w:tcPr>
+          <w:p>
+            <w:r/>
+            <w:r>
+              <w:rPr>
+                <w:sz w:val="18"/>
+              </w:rPr>
+              <w:t>Relation</w:t>
+            </w:r>
+          </w:p>
+        </w:tc>
+        <w:tc>
+          <w:tcPr>
+            <w:tcW w:type="dxa" w:w="1560"/>
+          </w:tcPr>
+          <w:p>
+            <w:r/>
+            <w:r>
+              <w:rPr>
+                <w:sz w:val="18"/>
+              </w:rPr>
+              <w:t>stg_Store</w:t>
+            </w:r>
+          </w:p>
+        </w:tc>
+        <w:tc>
+          <w:tcPr>
+            <w:tcW w:type="dxa" w:w="1560"/>
+          </w:tcPr>
+          <w:p>
+            <w:r/>
+            <w:r>
+              <w:rPr>
+                <w:sz w:val="18"/>
+              </w:rPr>
+              <w:t>DENSITY</w:t>
+            </w:r>
+          </w:p>
+        </w:tc>
+      </w:tr>
+      <w:tr>
+        <w:tc>
+          <w:tcPr>
+            <w:tcW w:type="dxa" w:w="1560"/>
+          </w:tcPr>
+          <w:p>
+            <w:r/>
+            <w:r>
+              <w:rPr>
+                <w:sz w:val="18"/>
+              </w:rPr>
+              <w:t>DEMO.csv</w:t>
+            </w:r>
+          </w:p>
+        </w:tc>
+        <w:tc>
+          <w:tcPr>
+            <w:tcW w:type="dxa" w:w="1560"/>
+          </w:tcPr>
+          <w:p>
+            <w:r/>
+            <w:r>
+              <w:rPr>
+                <w:sz w:val="18"/>
+              </w:rPr>
+              <w:t>AGE9</w:t>
+            </w:r>
+          </w:p>
+        </w:tc>
+        <w:tc>
+          <w:tcPr>
+            <w:tcW w:type="dxa" w:w="1560"/>
+          </w:tcPr>
+          <w:p>
+            <w:r/>
+            <w:r>
+              <w:rPr>
+                <w:sz w:val="18"/>
+              </w:rPr>
+              <w:t>Copy</w:t>
+            </w:r>
+          </w:p>
+        </w:tc>
+        <w:tc>
+          <w:tcPr>
+            <w:tcW w:type="dxa" w:w="1560"/>
+          </w:tcPr>
+          <w:p>
+            <w:r/>
+            <w:r>
+              <w:rPr>
+                <w:sz w:val="18"/>
+              </w:rPr>
+              <w:t>Relation</w:t>
+            </w:r>
+          </w:p>
+        </w:tc>
+        <w:tc>
+          <w:tcPr>
+            <w:tcW w:type="dxa" w:w="1560"/>
+          </w:tcPr>
+          <w:p>
+            <w:r/>
+            <w:r>
+              <w:rPr>
+                <w:sz w:val="18"/>
+              </w:rPr>
+              <w:t>stg_Store</w:t>
+            </w:r>
+          </w:p>
+        </w:tc>
+        <w:tc>
+          <w:tcPr>
+            <w:tcW w:type="dxa" w:w="1560"/>
+          </w:tcPr>
+          <w:p>
+            <w:r/>
+            <w:r>
+              <w:rPr>
+                <w:sz w:val="18"/>
+              </w:rPr>
+              <w:t>AGE9</w:t>
+            </w:r>
+          </w:p>
+        </w:tc>
+      </w:tr>
+      <w:tr>
+        <w:tc>
+          <w:tcPr>
+            <w:tcW w:type="dxa" w:w="1560"/>
+          </w:tcPr>
+          <w:p>
+            <w:r/>
+            <w:r>
+              <w:rPr>
+                <w:sz w:val="18"/>
+              </w:rPr>
+              <w:t>DEMO.csv</w:t>
+            </w:r>
+          </w:p>
+        </w:tc>
+        <w:tc>
+          <w:tcPr>
+            <w:tcW w:type="dxa" w:w="1560"/>
+          </w:tcPr>
+          <w:p>
+            <w:r/>
+            <w:r>
+              <w:rPr>
+                <w:sz w:val="18"/>
+              </w:rPr>
+              <w:t>AGE60</w:t>
+            </w:r>
+          </w:p>
+        </w:tc>
+        <w:tc>
+          <w:tcPr>
+            <w:tcW w:type="dxa" w:w="1560"/>
+          </w:tcPr>
+          <w:p>
+            <w:r/>
+            <w:r>
+              <w:rPr>
+                <w:sz w:val="18"/>
+              </w:rPr>
+              <w:t>Copy</w:t>
+            </w:r>
+          </w:p>
+        </w:tc>
+        <w:tc>
+          <w:tcPr>
+            <w:tcW w:type="dxa" w:w="1560"/>
+          </w:tcPr>
+          <w:p>
+            <w:r/>
+            <w:r>
+              <w:rPr>
+                <w:sz w:val="18"/>
+              </w:rPr>
+              <w:t>Relation</w:t>
+            </w:r>
+          </w:p>
+        </w:tc>
+        <w:tc>
+          <w:tcPr>
+            <w:tcW w:type="dxa" w:w="1560"/>
+          </w:tcPr>
+          <w:p>
+            <w:r/>
+            <w:r>
+              <w:rPr>
+                <w:sz w:val="18"/>
+              </w:rPr>
+              <w:t>stg_Store</w:t>
+            </w:r>
+          </w:p>
+        </w:tc>
+        <w:tc>
+          <w:tcPr>
+            <w:tcW w:type="dxa" w:w="1560"/>
+          </w:tcPr>
+          <w:p>
+            <w:r/>
+            <w:r>
+              <w:rPr>
+                <w:sz w:val="18"/>
+              </w:rPr>
+              <w:t>AGE60</w:t>
+            </w:r>
+          </w:p>
+        </w:tc>
+      </w:tr>
+      <w:tr>
+        <w:tc>
+          <w:tcPr>
+            <w:tcW w:type="dxa" w:w="1560"/>
+          </w:tcPr>
+          <w:p>
+            <w:r/>
+            <w:r>
+              <w:rPr>
+                <w:sz w:val="18"/>
+              </w:rPr>
+              <w:t>DEMO.csv</w:t>
+            </w:r>
+          </w:p>
+        </w:tc>
+        <w:tc>
+          <w:tcPr>
+            <w:tcW w:type="dxa" w:w="1560"/>
+          </w:tcPr>
+          <w:p>
+            <w:r/>
+            <w:r>
+              <w:rPr>
+                <w:sz w:val="18"/>
+              </w:rPr>
+              <w:t>WORKWOM</w:t>
+            </w:r>
+          </w:p>
+        </w:tc>
+        <w:tc>
+          <w:tcPr>
+            <w:tcW w:type="dxa" w:w="1560"/>
+          </w:tcPr>
+          <w:p>
+            <w:r/>
+            <w:r>
+              <w:rPr>
+                <w:sz w:val="18"/>
+              </w:rPr>
+              <w:t>Copy</w:t>
+            </w:r>
+          </w:p>
+        </w:tc>
+        <w:tc>
+          <w:tcPr>
+            <w:tcW w:type="dxa" w:w="1560"/>
+          </w:tcPr>
+          <w:p>
+            <w:r/>
+            <w:r>
+              <w:rPr>
+                <w:sz w:val="18"/>
+              </w:rPr>
+              <w:t>Relation</w:t>
+            </w:r>
+          </w:p>
+        </w:tc>
+        <w:tc>
+          <w:tcPr>
+            <w:tcW w:type="dxa" w:w="1560"/>
+          </w:tcPr>
+          <w:p>
+            <w:r/>
+            <w:r>
+              <w:rPr>
+                <w:sz w:val="18"/>
+              </w:rPr>
+              <w:t>stg_Store</w:t>
+            </w:r>
+          </w:p>
+        </w:tc>
+        <w:tc>
+          <w:tcPr>
+            <w:tcW w:type="dxa" w:w="1560"/>
+          </w:tcPr>
+          <w:p>
+            <w:r/>
+            <w:r>
+              <w:rPr>
+                <w:sz w:val="18"/>
+              </w:rPr>
+              <w:t>WORKWOM</w:t>
             </w:r>
           </w:p>
         </w:tc>
@@ -11253,7 +15725,7 @@
         <w:pStyle w:val="Heading2"/>
       </w:pPr>
       <w:r>
-        <w:t>4.6 Mapping Table #2: Staging Tables → Data Mart Tables</w:t>
+        <w:t>4.6 Mapping Table #2: Staging Tables to Data Mart Tables</w:t>
       </w:r>
     </w:p>
     <w:tbl>
@@ -11284,7 +15756,7 @@
                 <w:b/>
                 <w:sz w:val="18"/>
               </w:rPr>
-              <w:t>Staging Table</w:t>
+              <w:t>staging_table</w:t>
             </w:r>
           </w:p>
         </w:tc>
@@ -11300,7 +15772,7 @@
                 <w:b/>
                 <w:sz w:val="18"/>
               </w:rPr>
-              <w:t>Staging Attribute</w:t>
+              <w:t>staging_table_attribute</w:t>
             </w:r>
           </w:p>
         </w:tc>
@@ -11316,7 +15788,7 @@
                 <w:b/>
                 <w:sz w:val="18"/>
               </w:rPr>
-              <w:t>Mapping</w:t>
+              <w:t>mapping</w:t>
             </w:r>
           </w:p>
         </w:tc>
@@ -11332,7 +15804,7 @@
                 <w:b/>
                 <w:sz w:val="18"/>
               </w:rPr>
-              <w:t>DM Table Type</w:t>
+              <w:t>Data Mart_table_type</w:t>
             </w:r>
           </w:p>
         </w:tc>
@@ -11348,7 +15820,7 @@
                 <w:b/>
                 <w:sz w:val="18"/>
               </w:rPr>
-              <w:t>DM Table</w:t>
+              <w:t>Data Mart_table_name</w:t>
             </w:r>
           </w:p>
         </w:tc>
@@ -11364,7 +15836,7 @@
                 <w:b/>
                 <w:sz w:val="18"/>
               </w:rPr>
-              <w:t>DM Attribute</w:t>
+              <w:t>Data Mart_table_attribute</w:t>
             </w:r>
           </w:p>
         </w:tc>
@@ -12946,7 +17418,47 @@
     </w:p>
     <w:p>
       <w:r>
-        <w:t>| stg_Store | INCOME, EDUC, POVERTY, etc. | Copy (CAST to DECIMAL) | Dimension | DimStore | avg_income, education_pct, poverty_pct, etc. |</w:t>
+        <w:t>| stg_Store | INCOME | Copy (CAST to DECIMAL) | Dimension | DimStore | avg_income |</w:t>
+      </w:r>
+    </w:p>
+    <w:p>
+      <w:r>
+        <w:t>| stg_Store | EDUC | Copy (CAST to DECIMAL) | Dimension | DimStore | education_pct |</w:t>
+      </w:r>
+    </w:p>
+    <w:p>
+      <w:r>
+        <w:t>| stg_Store | POVERTY | Copy (CAST to DECIMAL) | Dimension | DimStore | poverty_pct |</w:t>
+      </w:r>
+    </w:p>
+    <w:p>
+      <w:r>
+        <w:t>| stg_Store | HSIZEAVG | Copy (CAST to DECIMAL) | Dimension | DimStore | avg_household_size |</w:t>
+      </w:r>
+    </w:p>
+    <w:p>
+      <w:r>
+        <w:t>| stg_Store | ETHNIC | Copy (CAST to DECIMAL) | Dimension | DimStore | ethnic_diversity |</w:t>
+      </w:r>
+    </w:p>
+    <w:p>
+      <w:r>
+        <w:t>| stg_Store | DENSITY | Copy (CAST to DECIMAL) | Dimension | DimStore | population_density |</w:t>
+      </w:r>
+    </w:p>
+    <w:p>
+      <w:r>
+        <w:t>| stg_Store | AGE9 | Copy (CAST to DECIMAL) | Dimension | DimStore | age_under_9_pct |</w:t>
+      </w:r>
+    </w:p>
+    <w:p>
+      <w:r>
+        <w:t>| stg_Store | AGE60 | Copy (CAST to DECIMAL) | Dimension | DimStore | age_over_60_pct |</w:t>
+      </w:r>
+    </w:p>
+    <w:p>
+      <w:r>
+        <w:t>| stg_Store | WORKWOM | Copy (CAST to DECIMAL) | Dimension | DimStore | working_women_pct |</w:t>
       </w:r>
     </w:p>
     <w:p>
@@ -13036,12 +17548,12 @@
         <w:pStyle w:val="Heading1"/>
       </w:pPr>
       <w:r>
-        <w:t>Section 5: ETL Plan</w:t>
+        <w:t>Section 5: Development of the ETL Plan</w:t>
       </w:r>
     </w:p>
     <w:p>
       <w:r>
-        <w:t>This section develops the complete ETL plan following the 10-step framework discussed in class (ETL Slide #1, Slide 6).</w:t>
+        <w:t>This section develops the complete ETL plan following the framework discussed in class.</w:t>
       </w:r>
     </w:p>
     <w:p>
@@ -13049,7 +17561,7 @@
         <w:pStyle w:val="Heading2"/>
       </w:pPr>
       <w:r>
-        <w:t>5.1 Target Data in the Data Warehouse</w:t>
+        <w:t>5.1 All Target Data in the Data Warehouse</w:t>
       </w:r>
     </w:p>
     <w:p>
@@ -13491,7 +18003,7 @@
         <w:pStyle w:val="Heading2"/>
       </w:pPr>
       <w:r>
-        <w:t>5.2 Data Sources</w:t>
+        <w:t>5.2 All Data Sources</w:t>
       </w:r>
     </w:p>
     <w:tbl>
@@ -14250,7 +18762,7 @@
     </w:p>
     <w:p>
       <w:r>
-        <w:t>Two mapping tables have been prepared (see Sections 4.5 and 4.6):</w:t>
+        <w:t>Two mapping tables have been prepared in Excel format (see Sections 4.5 and 4.6):</w:t>
       </w:r>
     </w:p>
     <w:p>
@@ -14262,7 +18774,7 @@
         <w:rPr>
           <w:b/>
         </w:rPr>
-        <w:t>Mapping Table #1 (Source → Staging):</w:t>
+        <w:t>Mapping Table #1 (Source to Staging):</w:t>
       </w:r>
       <w:r>
         <w:t xml:space="preserve"> Documents how each source CSV column maps to a staging table attribute. All mappings at this stage are </w:t>
@@ -14295,7 +18807,7 @@
         <w:rPr>
           <w:b/>
         </w:rPr>
-        <w:t>Mapping Table #2 (Staging → Data Mart):</w:t>
+        <w:t>Mapping Table #2 (Staging to Data Mart):</w:t>
       </w:r>
       <w:r>
         <w:t xml:space="preserve"> Documents how each staging attribute maps to a data mart column. Mappings include </w:t>
@@ -14334,7 +18846,7 @@
         <w:rPr>
           <w:i/>
         </w:rPr>
-        <w:t>Excel versions of both mapping tables are included in Appendix B.</w:t>
+        <w:t>The complete Excel versions of both Mapping Table #1 and Mapping Table #2 are included in Appendix B.</w:t>
       </w:r>
       <w:r/>
     </w:p>
@@ -14343,7 +18855,7 @@
         <w:pStyle w:val="Heading2"/>
       </w:pPr>
       <w:r>
-        <w:t>5.4 Data Extraction Rules</w:t>
+        <w:t>5.4 Comprehensive Data Extraction Rules</w:t>
       </w:r>
     </w:p>
     <w:tbl>
@@ -16112,7 +20624,7 @@
         <w:pStyle w:val="Heading2"/>
       </w:pPr>
       <w:r>
-        <w:t>5.6 Aggregate Table Plan</w:t>
+        <w:t>5.6 Plan for Aggregate Tables</w:t>
       </w:r>
     </w:p>
     <w:p>
@@ -16385,7 +20897,7 @@
         <w:pStyle w:val="Heading2"/>
       </w:pPr>
       <w:r>
-        <w:t>5.7 Data Staging Area Organization</w:t>
+        <w:t>5.7 Organization of Data Staging Area</w:t>
       </w:r>
     </w:p>
     <w:p>
@@ -16567,7 +21079,7 @@
         <w:pStyle w:val="Heading2"/>
       </w:pPr>
       <w:r>
-        <w:t>5.8 Procedures for Data Extraction and Loading</w:t>
+        <w:t>5.8 Procedures for All Data Extractions and Loadings</w:t>
       </w:r>
     </w:p>
     <w:p>
@@ -16625,7 +21137,7 @@
         <w:pStyle w:val="Heading2"/>
       </w:pPr>
       <w:r>
-        <w:t>5.9 ETL for Dimension Tables</w:t>
+        <w:t>5.9 ETL for Dimension Table</w:t>
       </w:r>
     </w:p>
     <w:p>
@@ -16803,7 +21315,7 @@
     </w:p>
     <w:p>
       <w:r>
-        <w:t>This section documents the actual implementation of the ETL plan using SSIS (SQL Server Integration Services) and SSMS (SQL Server Management Studio) on SQL Server 2016. All SQL statements, SSIS screenshots, and before/after evidence are included.</w:t>
+        <w:t>This section documents the actual implementation of the ETL plan using SSIS (SQL Server Integration Services) and SSMS (SQL Server Management Studio) on SQL Server 2016. All SQL statements used for ETL operations are included. Snapshots of before-and-after table contents and ETL runs are provided to demonstrate the effectiveness of each ETL step.</w:t>
       </w:r>
     </w:p>
     <w:p>

--- a/report_3/Integrated_Report_3.docx
+++ b/report_3/Integrated_Report_3.docx
@@ -21129,7 +21129,7 @@
         <w:t>Package 3: `03_Load_DataMart.dtsx`</w:t>
       </w:r>
       <w:r>
-        <w:t xml:space="preserve"> — Creates and populates all dimension and fact tables in the data mart. Dimensions are loaded first (DimCategory → DimPromotion → DimTime → DimStore → DimProduct), then the fact table (FactWeeklySales). Uses both Execute SQL Tasks (for hardcoded inserts and complex JOINs) and Data Flow Tasks (for staging-to-DW transfers). Completes with DROP TABLE for temporary tables.</w:t>
+        <w:t xml:space="preserve"> — Creates and populates all dimension and fact tables in the data mart using Execute SQL Tasks. Dimensions are loaded first (DimCategory, DimPromotion, DimTime, DimStore, DimProduct), then the fact table (FactWeeklySales). Completes with DROP TABLE for temporary tables.</w:t>
       </w:r>
     </w:p>
     <w:p>
@@ -22273,7 +22273,7 @@
         <w:rPr>
           <w:b/>
         </w:rPr>
-        <w:t>Sample Data Flow Task (Store Dimension):</w:t>
+        <w:t>Sample Execute SQL Task (Dimension Loading):</w:t>
       </w:r>
       <w:r/>
     </w:p>
@@ -22286,7 +22286,7 @@
         <w:t>[</w:t>
       </w:r>
       <w:r>
-        <w:t>Screenshot 16: SSIS Package 3 — DimStore Data Flow</w:t>
+        <w:t>Screenshot 16: SSIS Package 3 -- Execute SQL Task for dimension loading</w:t>
       </w:r>
       <w:r>
         <w:rPr>
@@ -26603,7 +26603,7 @@
               <w:rPr>
                 <w:sz w:val="18"/>
               </w:rPr>
-              <w:t>SSIS Package 3 — DimStore Data Flow</w:t>
+              <w:t>SSIS Package 3 -- Execute SQL Task for dimension loading</w:t>
             </w:r>
           </w:p>
         </w:tc>
